--- a/data/outputs/v2/Biology/SS1.2_Chemicals_of_Life/Biology_Chemicals_of_Life_SummaryTable.docx
+++ b/data/outputs/v2/Biology/SS1.2_Chemicals_of_Life/Biology_Chemicals_of_Life_SummaryTable.docx
@@ -38,6 +38,177 @@
           <w:szCs w:val="22"/>
         </w:rPr>
         <w:t xml:space="preserve">Sub-Strand 1.2: Chemicals of Life — Teacher Reference (Pre-filled)</w:t>
+      </w:r>
+    </w:p>
+    <w:p>
+      <w:pPr>
+        <w:spacing w:after="80" w:before="120"/>
+      </w:pPr>
+      <w:r>
+        <w:rPr>
+          <w:rFonts w:ascii="Arial" w:cs="Arial" w:eastAsia="Arial" w:hAnsi="Arial"/>
+          <w:b/>
+          <w:bCs/>
+          <w:color w:val="1F3864"/>
+          <w:sz w:val="20"/>
+          <w:szCs w:val="20"/>
+        </w:rPr>
+        <w:t xml:space="preserve">ATTRIBUTION AND LICENSING</w:t>
+      </w:r>
+    </w:p>
+    <w:p>
+      <w:pPr>
+        <w:spacing w:after="60" w:before="0"/>
+      </w:pPr>
+      <w:r>
+        <w:rPr>
+          <w:rFonts w:ascii="Arial" w:cs="Arial" w:eastAsia="Arial" w:hAnsi="Arial"/>
+          <w:b/>
+          <w:bCs/>
+          <w:sz w:val="17"/>
+          <w:szCs w:val="17"/>
+        </w:rPr>
+        <w:t xml:space="preserve">Curriculum Alignment: </w:t>
+      </w:r>
+      <w:r>
+        <w:rPr>
+          <w:rFonts w:ascii="Arial" w:cs="Arial" w:eastAsia="Arial" w:hAnsi="Arial"/>
+          <w:sz w:val="17"/>
+          <w:szCs w:val="17"/>
+        </w:rPr>
+        <w:t xml:space="preserve">Structured in pedagogical alignment with the competence-based curriculum format and learning outcomes established by the Kenya Institute of Curriculum Development (KICD). This material is independently developed and is not officially endorsed or published by KICD.</w:t>
+      </w:r>
+    </w:p>
+    <w:p>
+      <w:pPr>
+        <w:spacing w:after="60" w:before="0"/>
+      </w:pPr>
+      <w:r>
+        <w:rPr>
+          <w:rFonts w:ascii="Arial" w:cs="Arial" w:eastAsia="Arial" w:hAnsi="Arial"/>
+          <w:b/>
+          <w:bCs/>
+          <w:sz w:val="17"/>
+          <w:szCs w:val="17"/>
+        </w:rPr>
+        <w:t xml:space="preserve">Content &amp; Pedagogy: </w:t>
+      </w:r>
+      <w:r>
+        <w:rPr>
+          <w:rFonts w:ascii="Arial" w:cs="Arial" w:eastAsia="Arial" w:hAnsi="Arial"/>
+          <w:sz w:val="17"/>
+          <w:szCs w:val="17"/>
+        </w:rPr>
+        <w:t xml:space="preserve">Developed and adapted by the educator team at SeaVuria (registered 501(c)(3) in the United States and registered NGO in Kenya, No. 872-850A-BF11), who designed the pedagogical framework, lesson templates and exemplar lessons on which this material is based.</w:t>
+      </w:r>
+    </w:p>
+    <w:p>
+      <w:pPr>
+        <w:spacing w:after="60" w:before="0"/>
+      </w:pPr>
+      <w:r>
+        <w:rPr>
+          <w:rFonts w:ascii="Arial" w:cs="Arial" w:eastAsia="Arial" w:hAnsi="Arial"/>
+          <w:b/>
+          <w:bCs/>
+          <w:sz w:val="17"/>
+          <w:szCs w:val="17"/>
+        </w:rPr>
+        <w:t xml:space="preserve">Production &amp; Layout: </w:t>
+      </w:r>
+      <w:r>
+        <w:rPr>
+          <w:rFonts w:ascii="Arial" w:cs="Arial" w:eastAsia="Arial" w:hAnsi="Arial"/>
+          <w:sz w:val="17"/>
+          <w:szCs w:val="17"/>
+        </w:rPr>
+        <w:t xml:space="preserve">Educational design and curriculum sequencing by SeaVuria. Technical layout, structural formatting, and digital optimization/implementation executed in partnership with ARES Education (registered 501(c)(3) in the United States and Canada (as Afretech Aid) and registered NGO in Kenya), with lesson drafting and compilation assisted by AI (Claude, Anthropic).</w:t>
+      </w:r>
+    </w:p>
+    <w:p>
+      <w:pPr>
+        <w:pBdr>
+          <w:bottom w:val="single" w:color="1F3864" w:sz="6" w:space="6"/>
+        </w:pBdr>
+        <w:spacing w:after="60" w:before="0"/>
+      </w:pPr>
+      <w:r>
+        <w:rPr>
+          <w:rFonts w:ascii="Arial" w:cs="Arial" w:eastAsia="Arial" w:hAnsi="Arial"/>
+          <w:b/>
+          <w:bCs/>
+          <w:sz w:val="17"/>
+          <w:szCs w:val="17"/>
+        </w:rPr>
+        <w:t xml:space="preserve">Licensing &amp; Copyright: </w:t>
+      </w:r>
+      <w:r>
+        <w:rPr>
+          <w:rFonts w:ascii="Arial" w:cs="Arial" w:eastAsia="Arial" w:hAnsi="Arial"/>
+          <w:sz w:val="17"/>
+          <w:szCs w:val="17"/>
+        </w:rPr>
+        <w:t xml:space="preserve">© 2026 SeaVuria and ARES. This work is licensed under a </w:t>
+      </w:r>
+      <w:hyperlink w:history="1" r:id="rIdrfusid4-s4019z_hu2b_n">
+        <w:r>
+          <w:rPr>
+            <w:rFonts w:ascii="Arial" w:cs="Arial" w:eastAsia="Arial" w:hAnsi="Arial"/>
+            <w:color w:val="1F6B75"/>
+            <w:sz w:val="17"/>
+            <w:szCs w:val="17"/>
+            <w:u w:val="single" w:color="1F6B75"/>
+          </w:rPr>
+          <w:t xml:space="preserve">Creative Commons Attribution-NonCommercial 4.0 International License</w:t>
+        </w:r>
+      </w:hyperlink>
+      <w:r>
+        <w:rPr>
+          <w:rFonts w:ascii="Arial" w:cs="Arial" w:eastAsia="Arial" w:hAnsi="Arial"/>
+          <w:sz w:val="17"/>
+          <w:szCs w:val="17"/>
+        </w:rPr>
+        <w:t xml:space="preserve"> (</w:t>
+      </w:r>
+      <w:hyperlink w:history="1" r:id="rIdmkznsnfz6i81rrasucudw">
+        <w:r>
+          <w:rPr>
+            <w:rFonts w:ascii="Arial" w:cs="Arial" w:eastAsia="Arial" w:hAnsi="Arial"/>
+            <w:color w:val="1F6B75"/>
+            <w:sz w:val="17"/>
+            <w:szCs w:val="17"/>
+            <w:u w:val="single" w:color="1F6B75"/>
+          </w:rPr>
+          <w:t xml:space="preserve">CC BY-NC 4.0</w:t>
+        </w:r>
+      </w:hyperlink>
+      <w:r>
+        <w:rPr>
+          <w:rFonts w:ascii="Arial" w:cs="Arial" w:eastAsia="Arial" w:hAnsi="Arial"/>
+          <w:sz w:val="17"/>
+          <w:szCs w:val="17"/>
+        </w:rPr>
+        <w:t xml:space="preserve">). To view a copy of this license, visit </w:t>
+      </w:r>
+      <w:hyperlink w:history="1" r:id="rIdbd4uwv81crxc_nyhjgcc8">
+        <w:r>
+          <w:rPr>
+            <w:rFonts w:ascii="Arial" w:cs="Arial" w:eastAsia="Arial" w:hAnsi="Arial"/>
+            <w:color w:val="1F6B75"/>
+            <w:sz w:val="17"/>
+            <w:szCs w:val="17"/>
+            <w:u w:val="single" w:color="1F6B75"/>
+          </w:rPr>
+          <w:t xml:space="preserve">https://creativecommons.org/licenses/by-nc/4.0/</w:t>
+        </w:r>
+      </w:hyperlink>
+      <w:r>
+        <w:rPr>
+          <w:rFonts w:ascii="Arial" w:cs="Arial" w:eastAsia="Arial" w:hAnsi="Arial"/>
+          <w:sz w:val="17"/>
+          <w:szCs w:val="17"/>
+        </w:rPr>
+        <w:t xml:space="preserve">. You are free to copy, redistribute, and adapt this material in any medium or format, provided appropriate credit is given and the material is not used for commercial purposes. KICD learning outcomes and curriculum designations reproduced here for alignment purposes remain the property of KICD and are not covered by this license. Linked external resources (e.g. CK-12, Khan Academy, PhET) are subject to their own licenses.</w:t>
       </w:r>
     </w:p>
     <w:p>

--- a/data/outputs/v2/Biology/SS1.2_Chemicals_of_Life/Biology_Chemicals_of_Life_SummaryTable.docx
+++ b/data/outputs/v2/Biology/SS1.2_Chemicals_of_Life/Biology_Chemicals_of_Life_SummaryTable.docx
@@ -150,7 +150,7 @@
         </w:rPr>
         <w:t xml:space="preserve">© 2026 SeaVuria and ARES. This work is licensed under a </w:t>
       </w:r>
-      <w:hyperlink w:history="1" r:id="rIdrfusid4-s4019z_hu2b_n">
+      <w:hyperlink w:history="1" r:id="rId_2mxvvpfbojrvji4kr4of">
         <w:r>
           <w:rPr>
             <w:rFonts w:ascii="Arial" w:cs="Arial" w:eastAsia="Arial" w:hAnsi="Arial"/>
@@ -170,7 +170,7 @@
         </w:rPr>
         <w:t xml:space="preserve"> (</w:t>
       </w:r>
-      <w:hyperlink w:history="1" r:id="rIdmkznsnfz6i81rrasucudw">
+      <w:hyperlink w:history="1" r:id="rIdhy_u9edngsooo1fnyk2z9">
         <w:r>
           <w:rPr>
             <w:rFonts w:ascii="Arial" w:cs="Arial" w:eastAsia="Arial" w:hAnsi="Arial"/>
@@ -190,7 +190,7 @@
         </w:rPr>
         <w:t xml:space="preserve">). To view a copy of this license, visit </w:t>
       </w:r>
-      <w:hyperlink w:history="1" r:id="rIdbd4uwv81crxc_nyhjgcc8">
+      <w:hyperlink w:history="1" r:id="rIdhr4rnvgigg3zvdcirnxav">
         <w:r>
           <w:rPr>
             <w:rFonts w:ascii="Arial" w:cs="Arial" w:eastAsia="Arial" w:hAnsi="Arial"/>

--- a/data/outputs/v2/Biology/SS1.2_Chemicals_of_Life/Biology_Chemicals_of_Life_SummaryTable.docx
+++ b/data/outputs/v2/Biology/SS1.2_Chemicals_of_Life/Biology_Chemicals_of_Life_SummaryTable.docx
@@ -38,177 +38,6 @@
           <w:szCs w:val="22"/>
         </w:rPr>
         <w:t xml:space="preserve">Sub-Strand 1.2: Chemicals of Life — Teacher Reference (Pre-filled)</w:t>
-      </w:r>
-    </w:p>
-    <w:p>
-      <w:pPr>
-        <w:spacing w:after="80" w:before="120"/>
-      </w:pPr>
-      <w:r>
-        <w:rPr>
-          <w:rFonts w:ascii="Arial" w:cs="Arial" w:eastAsia="Arial" w:hAnsi="Arial"/>
-          <w:b/>
-          <w:bCs/>
-          <w:color w:val="1F3864"/>
-          <w:sz w:val="20"/>
-          <w:szCs w:val="20"/>
-        </w:rPr>
-        <w:t xml:space="preserve">ATTRIBUTION AND LICENSING</w:t>
-      </w:r>
-    </w:p>
-    <w:p>
-      <w:pPr>
-        <w:spacing w:after="60" w:before="0"/>
-      </w:pPr>
-      <w:r>
-        <w:rPr>
-          <w:rFonts w:ascii="Arial" w:cs="Arial" w:eastAsia="Arial" w:hAnsi="Arial"/>
-          <w:b/>
-          <w:bCs/>
-          <w:sz w:val="17"/>
-          <w:szCs w:val="17"/>
-        </w:rPr>
-        <w:t xml:space="preserve">Curriculum Alignment: </w:t>
-      </w:r>
-      <w:r>
-        <w:rPr>
-          <w:rFonts w:ascii="Arial" w:cs="Arial" w:eastAsia="Arial" w:hAnsi="Arial"/>
-          <w:sz w:val="17"/>
-          <w:szCs w:val="17"/>
-        </w:rPr>
-        <w:t xml:space="preserve">Structured in pedagogical alignment with the competence-based curriculum format and learning outcomes established by the Kenya Institute of Curriculum Development (KICD). This material is independently developed and is not officially endorsed or published by KICD.</w:t>
-      </w:r>
-    </w:p>
-    <w:p>
-      <w:pPr>
-        <w:spacing w:after="60" w:before="0"/>
-      </w:pPr>
-      <w:r>
-        <w:rPr>
-          <w:rFonts w:ascii="Arial" w:cs="Arial" w:eastAsia="Arial" w:hAnsi="Arial"/>
-          <w:b/>
-          <w:bCs/>
-          <w:sz w:val="17"/>
-          <w:szCs w:val="17"/>
-        </w:rPr>
-        <w:t xml:space="preserve">Content &amp; Pedagogy: </w:t>
-      </w:r>
-      <w:r>
-        <w:rPr>
-          <w:rFonts w:ascii="Arial" w:cs="Arial" w:eastAsia="Arial" w:hAnsi="Arial"/>
-          <w:sz w:val="17"/>
-          <w:szCs w:val="17"/>
-        </w:rPr>
-        <w:t xml:space="preserve">Developed and adapted by the educator team at SeaVuria (registered 501(c)(3) in the United States and registered NGO in Kenya, No. 872-850A-BF11), who designed the pedagogical framework, lesson templates and exemplar lessons on which this material is based.</w:t>
-      </w:r>
-    </w:p>
-    <w:p>
-      <w:pPr>
-        <w:spacing w:after="60" w:before="0"/>
-      </w:pPr>
-      <w:r>
-        <w:rPr>
-          <w:rFonts w:ascii="Arial" w:cs="Arial" w:eastAsia="Arial" w:hAnsi="Arial"/>
-          <w:b/>
-          <w:bCs/>
-          <w:sz w:val="17"/>
-          <w:szCs w:val="17"/>
-        </w:rPr>
-        <w:t xml:space="preserve">Production &amp; Layout: </w:t>
-      </w:r>
-      <w:r>
-        <w:rPr>
-          <w:rFonts w:ascii="Arial" w:cs="Arial" w:eastAsia="Arial" w:hAnsi="Arial"/>
-          <w:sz w:val="17"/>
-          <w:szCs w:val="17"/>
-        </w:rPr>
-        <w:t xml:space="preserve">Educational design and curriculum sequencing by SeaVuria. Technical layout, structural formatting, and digital optimization/implementation executed in partnership with ARES Education (registered 501(c)(3) in the United States and Canada (as Afretech Aid) and registered NGO in Kenya), with lesson drafting and compilation assisted by AI (Claude, Anthropic).</w:t>
-      </w:r>
-    </w:p>
-    <w:p>
-      <w:pPr>
-        <w:pBdr>
-          <w:bottom w:val="single" w:color="1F3864" w:sz="6" w:space="6"/>
-        </w:pBdr>
-        <w:spacing w:after="60" w:before="0"/>
-      </w:pPr>
-      <w:r>
-        <w:rPr>
-          <w:rFonts w:ascii="Arial" w:cs="Arial" w:eastAsia="Arial" w:hAnsi="Arial"/>
-          <w:b/>
-          <w:bCs/>
-          <w:sz w:val="17"/>
-          <w:szCs w:val="17"/>
-        </w:rPr>
-        <w:t xml:space="preserve">Licensing &amp; Copyright: </w:t>
-      </w:r>
-      <w:r>
-        <w:rPr>
-          <w:rFonts w:ascii="Arial" w:cs="Arial" w:eastAsia="Arial" w:hAnsi="Arial"/>
-          <w:sz w:val="17"/>
-          <w:szCs w:val="17"/>
-        </w:rPr>
-        <w:t xml:space="preserve">© 2026 SeaVuria and ARES. This work is licensed under a </w:t>
-      </w:r>
-      <w:hyperlink w:history="1" r:id="rId_2mxvvpfbojrvji4kr4of">
-        <w:r>
-          <w:rPr>
-            <w:rFonts w:ascii="Arial" w:cs="Arial" w:eastAsia="Arial" w:hAnsi="Arial"/>
-            <w:color w:val="1F6B75"/>
-            <w:sz w:val="17"/>
-            <w:szCs w:val="17"/>
-            <w:u w:val="single" w:color="1F6B75"/>
-          </w:rPr>
-          <w:t xml:space="preserve">Creative Commons Attribution-NonCommercial 4.0 International License</w:t>
-        </w:r>
-      </w:hyperlink>
-      <w:r>
-        <w:rPr>
-          <w:rFonts w:ascii="Arial" w:cs="Arial" w:eastAsia="Arial" w:hAnsi="Arial"/>
-          <w:sz w:val="17"/>
-          <w:szCs w:val="17"/>
-        </w:rPr>
-        <w:t xml:space="preserve"> (</w:t>
-      </w:r>
-      <w:hyperlink w:history="1" r:id="rIdhy_u9edngsooo1fnyk2z9">
-        <w:r>
-          <w:rPr>
-            <w:rFonts w:ascii="Arial" w:cs="Arial" w:eastAsia="Arial" w:hAnsi="Arial"/>
-            <w:color w:val="1F6B75"/>
-            <w:sz w:val="17"/>
-            <w:szCs w:val="17"/>
-            <w:u w:val="single" w:color="1F6B75"/>
-          </w:rPr>
-          <w:t xml:space="preserve">CC BY-NC 4.0</w:t>
-        </w:r>
-      </w:hyperlink>
-      <w:r>
-        <w:rPr>
-          <w:rFonts w:ascii="Arial" w:cs="Arial" w:eastAsia="Arial" w:hAnsi="Arial"/>
-          <w:sz w:val="17"/>
-          <w:szCs w:val="17"/>
-        </w:rPr>
-        <w:t xml:space="preserve">). To view a copy of this license, visit </w:t>
-      </w:r>
-      <w:hyperlink w:history="1" r:id="rIdhr4rnvgigg3zvdcirnxav">
-        <w:r>
-          <w:rPr>
-            <w:rFonts w:ascii="Arial" w:cs="Arial" w:eastAsia="Arial" w:hAnsi="Arial"/>
-            <w:color w:val="1F6B75"/>
-            <w:sz w:val="17"/>
-            <w:szCs w:val="17"/>
-            <w:u w:val="single" w:color="1F6B75"/>
-          </w:rPr>
-          <w:t xml:space="preserve">https://creativecommons.org/licenses/by-nc/4.0/</w:t>
-        </w:r>
-      </w:hyperlink>
-      <w:r>
-        <w:rPr>
-          <w:rFonts w:ascii="Arial" w:cs="Arial" w:eastAsia="Arial" w:hAnsi="Arial"/>
-          <w:sz w:val="17"/>
-          <w:szCs w:val="17"/>
-        </w:rPr>
-        <w:t xml:space="preserve">. You are free to copy, redistribute, and adapt this material in any medium or format, provided appropriate credit is given and the material is not used for commercial purposes. KICD learning outcomes and curriculum designations reproduced here for alignment purposes remain the property of KICD and are not covered by this license. Linked external resources (e.g. CK-12, Khan Academy, PhET) are subject to their own licenses.</w:t>
       </w:r>
     </w:p>
     <w:p>
@@ -1550,6 +1379,185 @@
         </w:tc>
       </w:tr>
     </w:tbl>
+    <w:p>
+      <w:pPr>
+        <w:spacing w:after="120"/>
+      </w:pPr>
+      <w:r>
+        <w:t xml:space="preserve"/>
+      </w:r>
+    </w:p>
+    <w:p>
+      <w:pPr>
+        <w:spacing w:after="80" w:before="120"/>
+      </w:pPr>
+      <w:r>
+        <w:rPr>
+          <w:rFonts w:ascii="Arial" w:cs="Arial" w:eastAsia="Arial" w:hAnsi="Arial"/>
+          <w:b/>
+          <w:bCs/>
+          <w:color w:val="1F3864"/>
+          <w:sz w:val="20"/>
+          <w:szCs w:val="20"/>
+        </w:rPr>
+        <w:t xml:space="preserve">ATTRIBUTION AND LICENSING</w:t>
+      </w:r>
+    </w:p>
+    <w:p>
+      <w:pPr>
+        <w:spacing w:after="60" w:before="0"/>
+      </w:pPr>
+      <w:r>
+        <w:rPr>
+          <w:rFonts w:ascii="Arial" w:cs="Arial" w:eastAsia="Arial" w:hAnsi="Arial"/>
+          <w:b/>
+          <w:bCs/>
+          <w:sz w:val="17"/>
+          <w:szCs w:val="17"/>
+        </w:rPr>
+        <w:t xml:space="preserve">Curriculum Alignment: </w:t>
+      </w:r>
+      <w:r>
+        <w:rPr>
+          <w:rFonts w:ascii="Arial" w:cs="Arial" w:eastAsia="Arial" w:hAnsi="Arial"/>
+          <w:sz w:val="17"/>
+          <w:szCs w:val="17"/>
+        </w:rPr>
+        <w:t xml:space="preserve">Structured in pedagogical alignment with the competence-based curriculum format and learning outcomes established by the Kenya Institute of Curriculum Development (KICD). This material is independently developed and is not officially endorsed or published by KICD.</w:t>
+      </w:r>
+    </w:p>
+    <w:p>
+      <w:pPr>
+        <w:spacing w:after="60" w:before="0"/>
+      </w:pPr>
+      <w:r>
+        <w:rPr>
+          <w:rFonts w:ascii="Arial" w:cs="Arial" w:eastAsia="Arial" w:hAnsi="Arial"/>
+          <w:b/>
+          <w:bCs/>
+          <w:sz w:val="17"/>
+          <w:szCs w:val="17"/>
+        </w:rPr>
+        <w:t xml:space="preserve">Content &amp; Pedagogy: </w:t>
+      </w:r>
+      <w:r>
+        <w:rPr>
+          <w:rFonts w:ascii="Arial" w:cs="Arial" w:eastAsia="Arial" w:hAnsi="Arial"/>
+          <w:sz w:val="17"/>
+          <w:szCs w:val="17"/>
+        </w:rPr>
+        <w:t xml:space="preserve">Developed and adapted by the educator team at SeaVuria (registered 501(c)(3) in the United States and registered NGO in Kenya, No. 872-850A-BF11), who designed the pedagogical framework, lesson templates and exemplar lessons on which this material is based.</w:t>
+      </w:r>
+    </w:p>
+    <w:p>
+      <w:pPr>
+        <w:spacing w:after="60" w:before="0"/>
+      </w:pPr>
+      <w:r>
+        <w:rPr>
+          <w:rFonts w:ascii="Arial" w:cs="Arial" w:eastAsia="Arial" w:hAnsi="Arial"/>
+          <w:b/>
+          <w:bCs/>
+          <w:sz w:val="17"/>
+          <w:szCs w:val="17"/>
+        </w:rPr>
+        <w:t xml:space="preserve">Production &amp; Layout: </w:t>
+      </w:r>
+      <w:r>
+        <w:rPr>
+          <w:rFonts w:ascii="Arial" w:cs="Arial" w:eastAsia="Arial" w:hAnsi="Arial"/>
+          <w:sz w:val="17"/>
+          <w:szCs w:val="17"/>
+        </w:rPr>
+        <w:t xml:space="preserve">Educational design and curriculum sequencing by SeaVuria. Technical layout, structural formatting, and digital optimization/implementation executed in partnership with ARES Education (registered 501(c)(3) in the United States and Canada (as Afretech Aid) and registered NGO in Kenya), with lesson drafting and compilation assisted by AI (Claude, Anthropic).</w:t>
+      </w:r>
+    </w:p>
+    <w:p>
+      <w:pPr>
+        <w:pBdr>
+          <w:bottom w:val="single" w:color="1F3864" w:sz="6" w:space="6"/>
+        </w:pBdr>
+        <w:spacing w:after="60" w:before="0"/>
+      </w:pPr>
+      <w:r>
+        <w:rPr>
+          <w:rFonts w:ascii="Arial" w:cs="Arial" w:eastAsia="Arial" w:hAnsi="Arial"/>
+          <w:b/>
+          <w:bCs/>
+          <w:sz w:val="17"/>
+          <w:szCs w:val="17"/>
+        </w:rPr>
+        <w:t xml:space="preserve">Licensing &amp; Copyright: </w:t>
+      </w:r>
+      <w:r>
+        <w:rPr>
+          <w:rFonts w:ascii="Arial" w:cs="Arial" w:eastAsia="Arial" w:hAnsi="Arial"/>
+          <w:sz w:val="17"/>
+          <w:szCs w:val="17"/>
+        </w:rPr>
+        <w:t xml:space="preserve">© 2026 SeaVuria and ARES. This work is licensed under a </w:t>
+      </w:r>
+      <w:hyperlink w:history="1" r:id="rId5e4oz2_htrii8vxliqvdd">
+        <w:r>
+          <w:rPr>
+            <w:rFonts w:ascii="Arial" w:cs="Arial" w:eastAsia="Arial" w:hAnsi="Arial"/>
+            <w:color w:val="1F6B75"/>
+            <w:sz w:val="17"/>
+            <w:szCs w:val="17"/>
+            <w:u w:val="single" w:color="1F6B75"/>
+          </w:rPr>
+          <w:t xml:space="preserve">Creative Commons Attribution-NonCommercial 4.0 International License</w:t>
+        </w:r>
+      </w:hyperlink>
+      <w:r>
+        <w:rPr>
+          <w:rFonts w:ascii="Arial" w:cs="Arial" w:eastAsia="Arial" w:hAnsi="Arial"/>
+          <w:sz w:val="17"/>
+          <w:szCs w:val="17"/>
+        </w:rPr>
+        <w:t xml:space="preserve"> (</w:t>
+      </w:r>
+      <w:hyperlink w:history="1" r:id="rIdbatue9fu0qqppo7qiy4vv">
+        <w:r>
+          <w:rPr>
+            <w:rFonts w:ascii="Arial" w:cs="Arial" w:eastAsia="Arial" w:hAnsi="Arial"/>
+            <w:color w:val="1F6B75"/>
+            <w:sz w:val="17"/>
+            <w:szCs w:val="17"/>
+            <w:u w:val="single" w:color="1F6B75"/>
+          </w:rPr>
+          <w:t xml:space="preserve">CC BY-NC 4.0</w:t>
+        </w:r>
+      </w:hyperlink>
+      <w:r>
+        <w:rPr>
+          <w:rFonts w:ascii="Arial" w:cs="Arial" w:eastAsia="Arial" w:hAnsi="Arial"/>
+          <w:sz w:val="17"/>
+          <w:szCs w:val="17"/>
+        </w:rPr>
+        <w:t xml:space="preserve">). To view a copy of this license, visit </w:t>
+      </w:r>
+      <w:hyperlink w:history="1" r:id="rId9p_ddov5h-mzbc-sdd61w">
+        <w:r>
+          <w:rPr>
+            <w:rFonts w:ascii="Arial" w:cs="Arial" w:eastAsia="Arial" w:hAnsi="Arial"/>
+            <w:color w:val="1F6B75"/>
+            <w:sz w:val="17"/>
+            <w:szCs w:val="17"/>
+            <w:u w:val="single" w:color="1F6B75"/>
+          </w:rPr>
+          <w:t xml:space="preserve">https://creativecommons.org/licenses/by-nc/4.0/</w:t>
+        </w:r>
+      </w:hyperlink>
+      <w:r>
+        <w:rPr>
+          <w:rFonts w:ascii="Arial" w:cs="Arial" w:eastAsia="Arial" w:hAnsi="Arial"/>
+          <w:sz w:val="17"/>
+          <w:szCs w:val="17"/>
+        </w:rPr>
+        <w:t xml:space="preserve">. You are free to copy, redistribute, and adapt this material in any medium or format, provided appropriate credit is given and the material is not used for commercial purposes. KICD learning outcomes and curriculum designations reproduced here for alignment purposes remain the property of KICD and are not covered by this license. Linked external resources (e.g. CK-12, Khan Academy, PhET) are subject to their own licenses.</w:t>
+      </w:r>
+    </w:p>
     <w:sectPr>
       <w:pgSz w:w="15840" w:h="12240" w:orient="landscape"/>
       <w:pgMar w:top="1080" w:right="1080" w:bottom="1080" w:left="1080" w:header="708" w:footer="708" w:gutter="0"/>

--- a/data/outputs/v2/Biology/SS1.2_Chemicals_of_Life/Biology_Chemicals_of_Life_SummaryTable.docx
+++ b/data/outputs/v2/Biology/SS1.2_Chemicals_of_Life/Biology_Chemicals_of_Life_SummaryTable.docx
@@ -564,7 +564,7 @@
                 <w:sz w:val="18"/>
                 <w:szCs w:val="18"/>
               </w:rPr>
-              <w:t xml:space="preserve">Students examined familiar Kenyan foods (ugali, beans, sukuma wiki, milk, cooking oil) and recorded their initial predictions about what these foods are chemically made of. On the DQB, students posted their opening questions — e.g., 'Why does eating only ugali make you weak?' and 'What is cooking oil made of?' Teacher should note which misconceptions surface most frequently (common one: students equate food with energy only, missing structural roles). Students also sketched their INITIAL MODEL of how food becomes 'part of the body.'</w:t>
+              <w:t xml:space="preserve">Students observed two photographs of children from Kisumu — one with signs of kwashiorkor (swollen belly, thin limbs, discoloured hair, fatigue) and one healthy and energetic — and were told both children eat similar quantities of food daily, with Child A eating ugali and Child B eating githeri.</w:t>
             </w:r>
           </w:p>
         </w:tc>
@@ -596,7 +596,7 @@
                 <w:sz w:val="18"/>
                 <w:szCs w:val="18"/>
               </w:rPr>
-              <w:t xml:space="preserve">Students learned that food cannot be described simply as 'energy' — it is a mixture of distinct chemical substances, each with a specific role in the body. They were introduced to the anchoring phenomenon: two children in Kisumu eating the same quantity of food but developing differently, which cannot be explained by amount alone. This lesson establishes that the TYPE and COMPOSITION of food matters. Pedagogical note: Emphasise that 'predict' is not about being right — it is about activating prior knowledge and creating cognitive hooks for new learning.</w:t>
+              <w:t xml:space="preserve">Students learned that food is not simply 'food' — it is composed of different chemical substances (carbohydrates, proteins, lipids, vitamins, mineral salts, water), and that two foods can look similar in quantity but be chemically very different. They were introduced to the names of the six major chemical families of life and matched them to familiar Kenyan foods in a first-draft card sort.</w:t>
             </w:r>
           </w:p>
         </w:tc>
@@ -628,7 +628,7 @@
                 <w:sz w:val="18"/>
                 <w:szCs w:val="18"/>
               </w:rPr>
-              <w:t xml:space="preserve">Students began explaining the phenomenon by recognising that identical quantities of food are not chemically identical — a plate of ugali and a plate of githeri differ in chemical composition, not just taste. This is the first wedge into the driving question: the two children must be eating foods with different chemical makeups. Teacher should cold-call 3–4 students to share their initial model sketches and explicitly affirm that all predictions are valid starting points. Use WAIT TIME of at least 5 seconds before accepting answers.</w:t>
+              <w:t xml:space="preserve">Students cannot yet fully explain why the two children have different bodies, because they do not yet know which specific chemicals are present in ugali versus githeri, what each chemical does in the body, or how to test for their presence. Their first explanatory models show a beginning of cause-effect thinking (missing something in ugali → sick body) but lack the chemical detail that food tests in upcoming lessons will provide. The driving question remains open: Why do two children in Kisumu eating the same amount of food every day end up with completely different bodies — and what does that tell us about what food is really made of?</w:t>
             </w:r>
           </w:p>
         </w:tc>
@@ -713,7 +713,7 @@
                 <w:sz w:val="18"/>
                 <w:szCs w:val="18"/>
               </w:rPr>
-              <w:t xml:space="preserve">Students conducted food tests (Benedict's test for reducing sugars using maize porridge, iodine test for starch using ugali, Biuret test for proteins using milk and bean soup, and grease-spot test for lipids using groundnuts). They recorded colour changes and results in data tables. On the DQB, students added new questions arising from the tests — e.g., 'Why does ugali turn blue-black with iodine but milk does not?' Teacher should circulate during practicals and prompt students with: 'What does this colour change tell you about what is inside this food?'</w:t>
+              <w:t xml:space="preserve">Learners observed two photographs of children in Kisumu — one with kwashiorkor (eating ugali only) and one healthy (eating githeri) — and sorted laminated cards of 10 Kenyan foods (ugali, githeri, omena, sukuma wiki, avocado, milk, mango, groundnuts, eggs, white sugar) by chemical composition using percentage data printed on the reverse of each card.</w:t>
             </w:r>
           </w:p>
         </w:tc>
@@ -745,7 +745,7 @@
                 <w:sz w:val="18"/>
                 <w:szCs w:val="18"/>
               </w:rPr>
-              <w:t xml:space="preserve">Learners established that all foods are composed of six major chemicals of life: carbohydrates, proteins, lipids, nucleic acids, vitamins/minerals, and water. Each chemical has a distinct identity, structure, and function in the body. Key vocabulary introduced: monomer, polymer, macromolecule, micronutrient. Students learned that the food tests are tools for detecting specific chemicals — the tests do not change the food, they reveal what is already there. Pedagogical note: Reinforce that nucleic acids are rarely tested for in a school lab but are critically important — connect to DNA and inheritance.</w:t>
+              <w:t xml:space="preserve">Learners learned that all food is composed of six major chemicals of life — carbohydrates, proteins, lipids, nucleic acids, vitamins/minerals, and water — each with a distinct role in the body. They learned that ugali is almost entirely carbohydrate (energy) with very little protein (building/repair), while githeri combines carbohydrate (maize) with significant protein (beans), explaining why the same quantity of food produces dramatically different health outcomes.</w:t>
             </w:r>
           </w:p>
         </w:tc>
@@ -777,7 +777,7 @@
                 <w:sz w:val="18"/>
                 <w:szCs w:val="18"/>
               </w:rPr>
-              <w:t xml:space="preserve">Students used their food test results to begin building a chemical profile of common Kenyan foods. They explained that the two children in Kisumu are likely consuming different chemical profiles — one may be getting more proteins (supporting muscle and tissue growth) while the other gets more carbohydrates (providing energy but less structural building material). Teacher should ask: 'If both children eat the same weight of food but one eats mostly ugali and the other eats githeri — which chemicals differ, and what body difference would you predict?' Allow pair-share before whole-class discussion. Students revise their INITIAL MODEL to include the six chemical categories.</w:t>
+              <w:t xml:space="preserve">Learners explained, through a written Cause and Effect response and a first-draft molecular model, why the child eating ugali alone developed kwashiorkor: the body received sufficient energy (carbohydrates) but insufficient protein, so it could not build or repair muscle tissue, produce enzymes and hormones, or maintain normal fluid balance — causing the visible symptoms of swollen belly, thin limbs, discoloured hair, and fatigue seen in the photograph.</w:t>
             </w:r>
           </w:p>
         </w:tc>
@@ -862,7 +862,7 @@
                 <w:sz w:val="18"/>
                 <w:szCs w:val="18"/>
               </w:rPr>
-              <w:t xml:space="preserve">Students performed the emulsion test for lipids (using cooking oil and water with ethanol) and analysed case studies of Kenyan children with vitamin deficiency diseases — e.g., night blindness (Vitamin A deficiency) in fishing communities near Lake Victoria, and scurvy symptoms in areas with low fruit intake. Students watched or read about how fat-soluble vitamins (A, D, E, K) require dietary fat to be absorbed. On the DQB, students added: 'Why do you need fat to absorb some vitamins?' and 'Can eating too much fat be harmful?' Teacher should highlight the real-world public health relevance of these deficiencies in Kenya.</w:t>
+              <w:t xml:space="preserve">Learners performed the translucent spot test and ethanol emulsion test on 8 Kenyan food samples (ugali, groundnuts, avocado, githeri, coconut flesh, whole milk, sukuma wiki, mandazi) and recorded which foods contain lipids. Learners observed that ugali tested negative for lipids in both tests, while groundnuts, avocado, coconut, and milk tested strongly positive. Learners also read and annotated a structured text on fat-soluble and water-soluble vitamins, identifying their roles and Kenyan food sources.</w:t>
             </w:r>
           </w:p>
         </w:tc>
@@ -894,7 +894,7 @@
                 <w:sz w:val="18"/>
                 <w:szCs w:val="18"/>
               </w:rPr>
-              <w:t xml:space="preserve">Learners established that lipids are composed of glycerol and fatty acids joined by ester bonds, and that they serve three critical roles: long-term energy storage (more than twice the energy per gram of carbohydrates), structural components of cell membranes (phospholipid bilayer), and carriers for fat-soluble vitamins. Vitamins and minerals, though needed in tiny amounts (micronutrients), are essential for enzyme function, immune response, and bone health. Deficiency — not just deficiency in quantity of food — causes disease. Pedagogical note: Use the Lake Victoria fishing community context to make vitamin A deficiency tangible and locally relevant.</w:t>
+              <w:t xml:space="preserve">Learners learned that lipids are composed of glycerol and fatty acids and serve as long-term energy stores, cell membrane components, and carriers for fat-soluble vitamins (A, D, E, K). They learned that vitamins are micronutrients needed in small quantities but critical for metabolic processes, immunity, and organ function. Critically, they learned that fat-soluble vitamins cannot be absorbed without dietary fat — meaning a fat-free diet causes both direct lipid deficiency AND indirect vitamin deficiency. Ugali's chemical profile now includes: rich in carbohydrates, low in protein (Lesson 2), and absent in lipids and fat-soluble vitamins (Lesson 3).</w:t>
             </w:r>
           </w:p>
         </w:tc>
@@ -926,7 +926,7 @@
                 <w:sz w:val="18"/>
                 <w:szCs w:val="18"/>
               </w:rPr>
-              <w:t xml:space="preserve">Students extended their explanation of the phenomenon: the two children in Kisumu may have different body compositions not just because of carbohydrate or protein differences, but because one child's diet lacks sufficient fat or micronutrients, affecting cell membrane integrity, vitamin absorption, and metabolic regulation. Teacher should guide students to update their MODELS to include lipids and vitamins as distinct chemical categories with structural and regulatory (not just energy) roles. Ask: 'Could a child become ill even if they eat enough ugali every day? What would be missing?' Cold-call at least 3 students.</w:t>
+              <w:t xml:space="preserve">Learners constructed CER (Claim–Evidence–Reasoning) paragraphs arguing that the Kisumu child eating only ugali is deficient in lipids and fat-soluble vitamins in addition to protein. They explained that this deficiency would cause multiple overlapping health effects — not only the swollen belly and thin limbs of kwashiorkor (protein deficiency, Lesson 2), but potentially also night blindness (Vitamin A), weak bones (Vitamin D), and impaired immunity. Learners updated their Cumulative Chemical Model of Food to include lipids and vitamins, connected by a structural arrow showing fat-soluble vitamin absorption dependency, and clearly labelled all chemical gaps in ugali.</w:t>
             </w:r>
           </w:p>
         </w:tc>
@@ -1011,7 +1011,7 @@
                 <w:sz w:val="18"/>
                 <w:szCs w:val="18"/>
               </w:rPr>
-              <w:t xml:space="preserve">Students used physical or drawn models (e.g., paper chain links representing glucose monomers) to build mono-, di-, and polysaccharide chains, observing how glycosidic bonds link units and how condensation reactions release water. They similarly modelled amino acid chains (peptide bonds) to form dipeptides and polypeptides. Students examined how the sequence of amino acids determines the shape and function of a protein. On the DQB, students posted: 'Does it matter which order the amino acids are in?' and 'How does the body break these chains apart?' Teacher should connect condensation (building) to hydrolysis (breaking down during digestion) as complementary processes.</w:t>
+              <w:t xml:space="preserve">Learners constructed annotated diagrams of carbohydrate and protein molecular structures from guided reading passages, built physical models of monosaccharides, disaccharides, polysaccharides, and dipeptides using bottle tops and straws, and mapped Kenyan foods (ugali, githeri, nyama choma, sugarcane juice, chai) to their correct molecular classification (monosaccharide, disaccharide, polysaccharide, protein).</w:t>
             </w:r>
           </w:p>
         </w:tc>
@@ -1043,7 +1043,7 @@
                 <w:sz w:val="18"/>
                 <w:szCs w:val="18"/>
               </w:rPr>
-              <w:t xml:space="preserve">Carbohydrates are built from monosaccharide monomers (e.g., glucose) linked by glycosidic bonds via condensation reactions to form disaccharides (e.g., sucrose in chai, maltose in fermented uji) and polysaccharides (e.g., starch in ugali, glycogen stored in the liver). Proteins are built from amino acid monomers linked by peptide bonds — the specific sequence of amino acids (determined by DNA) gives each protein its unique 3D shape and function. Key insight: structure determines function at the molecular level. Pedagogical note: Students often confuse condensation (synthesis, releases water) with hydrolysis (digestion, uses water) — use a clear mnemonic or diagram to distinguish them permanently.</w:t>
+              <w:t xml:space="preserve">Carbohydrates are made of monosaccharide monomers (e.g. glucose) joined by glycosidic bonds to form disaccharides (e.g. sucrose in chai) and polysaccharides (e.g. starch in ugali, glycogen stored in muscle/liver). Proteins are made of amino acid monomers joined by peptide bonds; amino acids contain nitrogen (N) in addition to C, H, and O — an element absent in carbohydrates. This elemental and structural difference means starch can supply energy but cannot provide the building blocks for muscle, blood proteins (haemoglobin), or albumin. A diet of ugali alone provides no amino acids, so the body cannot build or repair proteins — explaining the swollen belly (loss of albumin), thin limbs (loss of muscle protein), and discoloured hair (loss of keratin) seen in the Kisumu child with kwashiorkor.</w:t>
             </w:r>
           </w:p>
         </w:tc>
@@ -1075,7 +1075,7 @@
                 <w:sz w:val="18"/>
                 <w:szCs w:val="18"/>
               </w:rPr>
-              <w:t xml:space="preserve">Students connected molecular structure to the phenomenon: the two children differ in body composition partly because their diets supply different amino acid profiles. If one child's diet lacks essential amino acids (those the body cannot synthesise), their body cannot build the proteins needed for growth, repair, and enzymes — even if total food quantity is equal. Teacher should ask: 'Maize (ugali) lacks the amino acid lysine. If a child eats only ugali, what protein-building problem does their body face?' Students revise their MODELS to show monomers → polymers and label the bonds involved. Collect models for formative assessment after this lesson.</w:t>
+              <w:t xml:space="preserve">The two Kisumu children eating similar quantities of food have completely different bodies because the MOLECULAR COMPOSITION of their food differs, not just the amount. Ugali is almost entirely starch — a polysaccharide composed only of glucose monomers containing C, H, and O. Githeri adds beans, which are rich in protein — polymers of amino acids containing N. Without amino acids, the child's body cannot synthesise the proteins essential for tissue building, immune function, and fluid balance. The anchoring phenomenon (kwashiorkor) is therefore a direct consequence of molecular absence: no amino acids in the diet → no protein synthesis → visible, devastating loss of body structure and function. Food quantity is irrelevant if the molecular composition is incomplete.</w:t>
             </w:r>
           </w:p>
         </w:tc>
@@ -1128,7 +1128,7 @@
                 <w:sz w:val="18"/>
                 <w:szCs w:val="18"/>
               </w:rPr>
-              <w:t xml:space="preserve">Nucleic Acids and Water: The Molecules That Carry the Blueprint and Sustain Life</w:t>
+              <w:t xml:space="preserve">Sensemaking: Connecting the Chemistry of Food to Health Outcomes in Kisumu</w:t>
             </w:r>
           </w:p>
         </w:tc>
@@ -1160,7 +1160,7 @@
                 <w:sz w:val="18"/>
                 <w:szCs w:val="18"/>
               </w:rPr>
-              <w:t xml:space="preserve">Students examined diagrams of DNA and RNA structure, identifying the nucleotide monomer (sugar + phosphate + nitrogenous base), the double helix, and the base-pairing rules (A-T, G-C in DNA). They connected nucleic acid structure to its function: DNA stores the genetic instructions for which proteins to build. Students also investigated the unique properties of water (cohesion, high specific heat capacity, solvent properties) through simple observations — e.g., why ugali sticks together, why sweat cools the body. On the DQB, students added: 'How does DNA tell the body which proteins to make?' and 'Why do we die faster from thirst than hunger?' Teacher should note this lesson bridges chemistry and genetics — a powerful conceptual connection.</w:t>
+              <w:t xml:space="preserve">In Lesson 4, learners observed that iodine turned blue-black in ugali (confirming starch) but the Biuret test on ugali extract showed no purple colour (no protein), while the Biuret test on beans extract turned purple (protein present). Food test data showed githeri contains both starch and protein, while ugali contains starch only.</w:t>
             </w:r>
           </w:p>
         </w:tc>
@@ -1192,7 +1192,7 @@
                 <w:sz w:val="18"/>
                 <w:szCs w:val="18"/>
               </w:rPr>
-              <w:t xml:space="preserve">Nucleic acids (DNA and RNA) are polymers of nucleotide monomers. DNA stores genetic information in the sequence of its bases; this sequence ultimately codes for the amino acid sequence of every protein in the body. RNA carries this information from the nucleus to ribosomes. Water, though not a macromolecule, is the most abundant chemical in cells and is essential as a solvent, reactant (in hydrolysis), temperature regulator, and transport medium. Pedagogical note: Help students see the full chain — DNA sequence → protein sequence → protein shape → protein function → body structure and metabolism. This is the molecular explanation for why two children with different genetics build different bodies even on similar diets.</w:t>
+              <w:t xml:space="preserve">Learners learned that kwashiorkor is caused specifically by protein deficiency — not by insufficient food quantity. The child eating ugali alone receives carbohydrates for energy but no amino acids, so the body cannot synthesise albumin (causing oedema/swollen belly), keratin (causing hair discolouration), or muscle proteins (causing thin limbs). Githeri provides essential amino acids from beans that complement the maize carbohydrate, explaining the healthy child's better health outcome. Five deficiency diseases were matched to their missing chemical of life: kwashiorkor (protein), marasmus (total caloric energy including protein and carbohydrate), scurvy (vitamin C), rickets (vitamin D and calcium), anaemia (iron).</w:t>
             </w:r>
           </w:p>
         </w:tc>
@@ -1224,7 +1224,7 @@
                 <w:sz w:val="18"/>
                 <w:szCs w:val="18"/>
               </w:rPr>
-              <w:t xml:space="preserve">Students now have a near-complete explanation of the phenomenon: the two children in Kisumu differ because (1) their diets may contain different chemical profiles, AND (2) their DNA codes for different proteins, meaning their bodies use the same food chemicals differently. Teacher should facilitate a class discussion: 'Is the difference between the two children caused by food, genes, or both? Use evidence from Lessons 1–5.' Students update their CUMULATIVE MODELS to include nucleic acids as the blueprint layer above all other chemicals. Remind students that water connects everything — it is the medium in which all chemical reactions of life occur.</w:t>
+              <w:t xml:space="preserve">Learners constructed evidence-based scientific explanations linking their food test results and molecular structure knowledge to the anchoring phenomenon. The explanation demonstrates that food is not uniform — it is a mixture of specific chemicals of life, each with irreplaceable structural and functional roles in the body. The quantity of food matters less than its chemical composition, which is why two children eating the same amount of food can have completely different bodies and health outcomes.</w:t>
             </w:r>
           </w:p>
         </w:tc>
@@ -1277,7 +1277,7 @@
                 <w:sz w:val="18"/>
                 <w:szCs w:val="18"/>
               </w:rPr>
-              <w:t xml:space="preserve">Final Explanation: Pulling It All Together — What Food Is Really Made Of</w:t>
+              <w:t xml:space="preserve">Building Our Chemicals of Life Model: Consolidating the Science Behind Two Children in Kisumu</w:t>
             </w:r>
           </w:p>
         </w:tc>
@@ -1309,7 +1309,7 @@
                 <w:sz w:val="18"/>
                 <w:szCs w:val="18"/>
               </w:rPr>
-              <w:t xml:space="preserve">Students reviewed all entries in their Summary Tables, compared their INITIAL MODEL (Lesson 1) with their FINAL MODEL (revised through Lessons 2–5), and completed the DQB by answering or flagging remaining questions. They also reviewed their food test data, molecular diagrams, and case studies from across the unit. Teacher should allocate time for students to share their final models in pairs or small groups before the whole-class synthesis. This lesson serves as both formative consolidation and preparation for the final written explanation task.</w:t>
+              <w:t xml:space="preserve">Learners observed their own Lesson 1 prediction cards alongside the completed group visual models showing all six chemicals of life with their structures, food sources, functions and deficiency consequences. Learners also observed the Kisumu Menu Evaluation card representing a realistic Kenyan daily diet.</w:t>
             </w:r>
           </w:p>
         </w:tc>
@@ -1341,7 +1341,7 @@
                 <w:sz w:val="18"/>
                 <w:szCs w:val="18"/>
               </w:rPr>
-              <w:t xml:space="preserve">Students consolidated understanding of all six chemicals of life — carbohydrates (energy and structure), proteins (structure, enzymes, transport), lipids (long-term energy, membranes, vitamin transport), nucleic acids (genetic blueprint for protein synthesis), vitamins and minerals (regulatory micronutrients), and water (universal solvent and reactant). They understand that food quality (chemical composition) determines body outcomes, not food quantity alone. They can connect molecular structure to cellular function to whole-body development — the full explanatory chain required by the unit driving question. Pedagogical note: Use this lesson to explicitly celebrate the growth in student thinking — show side-by-side Lesson 1 vs. Lesson 6 models to make learning visible.</w:t>
+              <w:t xml:space="preserve">Learners learned that the six chemicals of life — carbohydrates, proteins, lipids, nucleic acids, vitamins and minerals, and water — each have distinct molecular structures, specific biological functions and identifiable Kenyan food sources. The absence of even one chemical causes a specific, predictable and often visible health consequence. The child eating ugali develops kwashiorkor because maize starch provides carbohydrates but no essential amino acids, so the body cannot synthesise albumin, keratin or muscle proteins. The githeri child remains healthy because beans supply essential amino acids that complement the maize carbohydrate.</w:t>
             </w:r>
           </w:p>
         </w:tc>
@@ -1373,7 +1373,7 @@
                 <w:sz w:val="18"/>
                 <w:szCs w:val="18"/>
               </w:rPr>
-              <w:t xml:space="preserve">Students constructed their FINAL EXPLANATION of the driving question: The two children in Kisumu end up with different bodies because food is not just 'food' — it is a mixture of specific chemicals (carbohydrates, proteins, lipids, nucleic acids, vitamins, minerals, and water), each with distinct molecular structures and functions. If their diets differ in chemical composition — e.g., one gets adequate protein with all essential amino acids while the other subsists on carbohydrate-heavy meals — their bodies receive different molecular raw materials. Additionally, each child's DNA provides a unique blueprint that directs how these chemicals are assembled into proteins and structures, meaning genetic differences further amplify dietary differences. Teacher should cold-call 4–5 students to deliver one sentence each of the final explanation, building it collaboratively on the board. Collect Summary Tables for marking.</w:t>
+              <w:t xml:space="preserve">Learners explained that food is not interchangeable by quantity alone — its chemical composition determines its biological effect. A diet sufficient in carbohydrates can still cause severe disease if proteins are absent, because each chemical of life performs functions that no other chemical can substitute. This understanding explains the difference between the two Kisumu children and connects molecular biochemistry to community health outcomes across Kenya.</w:t>
             </w:r>
           </w:p>
         </w:tc>
@@ -1497,7 +1497,7 @@
         </w:rPr>
         <w:t xml:space="preserve">© 2026 SeaVuria and ARES. This work is licensed under a </w:t>
       </w:r>
-      <w:hyperlink w:history="1" r:id="rId5e4oz2_htrii8vxliqvdd">
+      <w:hyperlink w:history="1" r:id="rIdbivcnqogq8z8mei1rk1tt">
         <w:r>
           <w:rPr>
             <w:rFonts w:ascii="Arial" w:cs="Arial" w:eastAsia="Arial" w:hAnsi="Arial"/>
@@ -1517,7 +1517,7 @@
         </w:rPr>
         <w:t xml:space="preserve"> (</w:t>
       </w:r>
-      <w:hyperlink w:history="1" r:id="rIdbatue9fu0qqppo7qiy4vv">
+      <w:hyperlink w:history="1" r:id="rIdc6hamlhtpqcsl3beo3hso">
         <w:r>
           <w:rPr>
             <w:rFonts w:ascii="Arial" w:cs="Arial" w:eastAsia="Arial" w:hAnsi="Arial"/>
@@ -1537,7 +1537,7 @@
         </w:rPr>
         <w:t xml:space="preserve">). To view a copy of this license, visit </w:t>
       </w:r>
-      <w:hyperlink w:history="1" r:id="rId9p_ddov5h-mzbc-sdd61w">
+      <w:hyperlink w:history="1" r:id="rIdharycrgi_s1mnl6-vrgd9">
         <w:r>
           <w:rPr>
             <w:rFonts w:ascii="Arial" w:cs="Arial" w:eastAsia="Arial" w:hAnsi="Arial"/>

--- a/data/outputs/v2/Biology/SS1.2_Chemicals_of_Life/Biology_Chemicals_of_Life_SummaryTable.docx
+++ b/data/outputs/v2/Biology/SS1.2_Chemicals_of_Life/Biology_Chemicals_of_Life_SummaryTable.docx
@@ -1497,7 +1497,7 @@
         </w:rPr>
         <w:t xml:space="preserve">© 2026 SeaVuria and ARES. This work is licensed under a </w:t>
       </w:r>
-      <w:hyperlink w:history="1" r:id="rIdbivcnqogq8z8mei1rk1tt">
+      <w:hyperlink w:history="1" r:id="rIdmtfovlx6odcdw33s5rfum">
         <w:r>
           <w:rPr>
             <w:rFonts w:ascii="Arial" w:cs="Arial" w:eastAsia="Arial" w:hAnsi="Arial"/>
@@ -1517,7 +1517,7 @@
         </w:rPr>
         <w:t xml:space="preserve"> (</w:t>
       </w:r>
-      <w:hyperlink w:history="1" r:id="rIdc6hamlhtpqcsl3beo3hso">
+      <w:hyperlink w:history="1" r:id="rIdfzttmek3noc-ea2xz2uht">
         <w:r>
           <w:rPr>
             <w:rFonts w:ascii="Arial" w:cs="Arial" w:eastAsia="Arial" w:hAnsi="Arial"/>
@@ -1537,7 +1537,7 @@
         </w:rPr>
         <w:t xml:space="preserve">). To view a copy of this license, visit </w:t>
       </w:r>
-      <w:hyperlink w:history="1" r:id="rIdharycrgi_s1mnl6-vrgd9">
+      <w:hyperlink w:history="1" r:id="rIdb83med7mrk7ctxiahkt8y">
         <w:r>
           <w:rPr>
             <w:rFonts w:ascii="Arial" w:cs="Arial" w:eastAsia="Arial" w:hAnsi="Arial"/>

--- a/data/outputs/v2/Biology/SS1.2_Chemicals_of_Life/Biology_Chemicals_of_Life_SummaryTable.docx
+++ b/data/outputs/v2/Biology/SS1.2_Chemicals_of_Life/Biology_Chemicals_of_Life_SummaryTable.docx
@@ -1497,7 +1497,7 @@
         </w:rPr>
         <w:t xml:space="preserve">© 2026 SeaVuria and ARES. This work is licensed under a </w:t>
       </w:r>
-      <w:hyperlink w:history="1" r:id="rIdmtfovlx6odcdw33s5rfum">
+      <w:hyperlink w:history="1" r:id="rIdr7iwblr9ap4mro9znfjmy">
         <w:r>
           <w:rPr>
             <w:rFonts w:ascii="Arial" w:cs="Arial" w:eastAsia="Arial" w:hAnsi="Arial"/>
@@ -1517,7 +1517,7 @@
         </w:rPr>
         <w:t xml:space="preserve"> (</w:t>
       </w:r>
-      <w:hyperlink w:history="1" r:id="rIdfzttmek3noc-ea2xz2uht">
+      <w:hyperlink w:history="1" r:id="rId1l6pwans3utjwm6zcglbi">
         <w:r>
           <w:rPr>
             <w:rFonts w:ascii="Arial" w:cs="Arial" w:eastAsia="Arial" w:hAnsi="Arial"/>
@@ -1537,7 +1537,7 @@
         </w:rPr>
         <w:t xml:space="preserve">). To view a copy of this license, visit </w:t>
       </w:r>
-      <w:hyperlink w:history="1" r:id="rIdb83med7mrk7ctxiahkt8y">
+      <w:hyperlink w:history="1" r:id="rIdkngbksebzdu7cukbmvt7e">
         <w:r>
           <w:rPr>
             <w:rFonts w:ascii="Arial" w:cs="Arial" w:eastAsia="Arial" w:hAnsi="Arial"/>

--- a/data/outputs/v2/Biology/SS1.2_Chemicals_of_Life/Biology_Chemicals_of_Life_SummaryTable.docx
+++ b/data/outputs/v2/Biology/SS1.2_Chemicals_of_Life/Biology_Chemicals_of_Life_SummaryTable.docx
@@ -227,7 +227,7 @@
                 <w:sz w:val="18"/>
                 <w:szCs w:val="18"/>
               </w:rPr>
-              <w:t xml:space="preserve">DRIVING QUESTION: Why do two children in Kisumu eating the same amount of food every day end up with completely different bodies — and what does that tell us about what food is really made of?</w:t>
+              <w:t xml:space="preserve">DRIVING QUESTION: How do the simple foods Kenyan athletes eat, like ugali, githeri and beans, provide the chemicals their bodies need for energy, growth and repair?</w:t>
             </w:r>
           </w:p>
         </w:tc>
@@ -532,7 +532,7 @@
                 <w:sz w:val="18"/>
                 <w:szCs w:val="18"/>
               </w:rPr>
-              <w:t xml:space="preserve">Predict: What Is Food Really Made Of?</w:t>
+              <w:t xml:space="preserve">A Plain Plate with Extraordinary Results</w:t>
             </w:r>
           </w:p>
         </w:tc>
@@ -564,7 +564,7 @@
                 <w:sz w:val="18"/>
                 <w:szCs w:val="18"/>
               </w:rPr>
-              <w:t xml:space="preserve">Students observed two photographs of children from Kisumu — one with signs of kwashiorkor (swollen belly, thin limbs, discoloured hair, fatigue) and one healthy and energetic — and were told both children eat similar quantities of food daily, with Child A eating ugali and Child B eating githeri.</w:t>
+              <w:t xml:space="preserve">What did we observe? Kipchoge ran 42.195 km in 7,269 s, a pace of 172.3 s per km, and the marathon costs about 2,200 kcal while stored glycogen is about 2,000 kcal. Table 1 shows that ugali, githeri and beans contain carbohydrate, protein and a little fat.</w:t>
             </w:r>
           </w:p>
         </w:tc>
@@ -596,7 +596,7 @@
                 <w:sz w:val="18"/>
                 <w:szCs w:val="18"/>
               </w:rPr>
-              <w:t xml:space="preserve">Students learned that food is not simply 'food' — it is composed of different chemical substances (carbohydrates, proteins, lipids, vitamins, mineral salts, water), and that two foods can look similar in quantity but be chemically very different. They were introduced to the names of the six major chemical families of life and matched them to familiar Kenyan foods in a first-draft card sort.</w:t>
+              <w:t xml:space="preserve">What did we learn? Carbohydrates, proteins and lipids are the three main groups of chemicals of life. Carbohydrates supply and store energy, proteins build and repair the body, and lipids store a lot of energy and insulate. Water, vitamins, minerals and nucleic acids are also chemicals of life, which we will meet later.</w:t>
             </w:r>
           </w:p>
         </w:tc>
@@ -628,7 +628,7 @@
                 <w:sz w:val="18"/>
                 <w:szCs w:val="18"/>
               </w:rPr>
-              <w:t xml:space="preserve">Students cannot yet fully explain why the two children have different bodies, because they do not yet know which specific chemicals are present in ugali versus githeri, what each chemical does in the body, or how to test for their presence. Their first explanatory models show a beginning of cause-effect thinking (missing something in ugali → sick body) but lack the chemical detail that food tests in upcoming lessons will provide. The driving question remains open: Why do two children in Kisumu eating the same amount of food every day end up with completely different bodies — and what does that tell us about what food is really made of?</w:t>
+              <w:t xml:space="preserve">How does this help explain the phenomenon? A plate of ugali, beans, sukuma wiki and milk is not plain: it contains the chemicals of life that the body needs for energy, growth and repair. We still need to find out how we can show these chemicals are in the food and how the body uses them, so we can explain how simple foods fuel a marathon runner from Iten.</w:t>
             </w:r>
           </w:p>
         </w:tc>
@@ -681,7 +681,7 @@
                 <w:sz w:val="18"/>
                 <w:szCs w:val="18"/>
               </w:rPr>
-              <w:t xml:space="preserve">What Is Food Really Made Of? Introducing the Six Chemicals of Life</w:t>
+              <w:t xml:space="preserve">Carbohydrates: starch, sugars and how to test for them</w:t>
             </w:r>
           </w:p>
         </w:tc>
@@ -713,7 +713,7 @@
                 <w:sz w:val="18"/>
                 <w:szCs w:val="18"/>
               </w:rPr>
-              <w:t xml:space="preserve">Learners observed two photographs of children in Kisumu — one with kwashiorkor (eating ugali only) and one healthy (eating githeri) — and sorted laminated cards of 10 Kenyan foods (ugali, githeri, omena, sukuma wiki, avocado, milk, mango, groundnuts, eggs, white sugar) by chemical composition using percentage data printed on the reverse of each card.</w:t>
+              <w:t xml:space="preserve">We observed that maize flour and sweet potato turned iodine blue-black, ripe banana gave only a faint brown-orange with iodine, and Benedict's gave blue for maize flour, green-yellow for sweet potato, orange to brick-red for ripe banana, and blue for sugarcane juice until it was boiled with dilute HCl and then gave brick-red.</w:t>
             </w:r>
           </w:p>
         </w:tc>
@@ -745,7 +745,7 @@
                 <w:sz w:val="18"/>
                 <w:szCs w:val="18"/>
               </w:rPr>
-              <w:t xml:space="preserve">Learners learned that all food is composed of six major chemicals of life — carbohydrates, proteins, lipids, nucleic acids, vitamins/minerals, and water — each with a distinct role in the body. They learned that ugali is almost entirely carbohydrate (energy) with very little protein (building/repair), while githeri combines carbohydrate (maize) with significant protein (beans), explaining why the same quantity of food produces dramatically different health outcomes.</w:t>
+              <w:t xml:space="preserve">We learned that carbohydrates include monosaccharides (glucose, fructose), disaccharides (sucrose, maltose) and polysaccharides (starch, glycogen, cellulose); iodine turns blue-black with starch; Benedict's detects reducing sugars (glucose, fructose, maltose) but not the non-reducing sugar sucrose until it is split by boiling with dilute HCl. Table 1 shows 26 g carbohydrate per 100 g in ugali, 23 g in ripe banana, 20 g in boiled sweet potato and 18 g in sugarcane juice.</w:t>
             </w:r>
           </w:p>
         </w:tc>
@@ -777,7 +777,7 @@
                 <w:sz w:val="18"/>
                 <w:szCs w:val="18"/>
               </w:rPr>
-              <w:t xml:space="preserve">Learners explained, through a written Cause and Effect response and a first-draft molecular model, why the child eating ugali alone developed kwashiorkor: the body received sufficient energy (carbohydrates) but insufficient protein, so it could not build or repair muscle tissue, produce enzymes and hormones, or maintain normal fluid balance — causing the visible symptoms of swollen belly, thin limbs, discoloured hair, and fatigue seen in the photograph.</w:t>
+              <w:t xml:space="preserve">We can explain that ugali is not plain: its maize starch is a long chain of glucose units that stores energy, and the tests give evidence for this. This helps explain how simple Kenyan foods supply the carbohydrate energy that athletes like Eliud Kipchoge need, but we still need to find out how the body breaks starch down and what proteins and lipids do.</w:t>
             </w:r>
           </w:p>
         </w:tc>
@@ -830,7 +830,7 @@
                 <w:sz w:val="18"/>
                 <w:szCs w:val="18"/>
               </w:rPr>
-              <w:t xml:space="preserve">Observe (Part 2): Lipids and Vitamins — Structure, Function, and Food Tests</w:t>
+              <w:t xml:space="preserve">Proteins: building and repairing the body</w:t>
             </w:r>
           </w:p>
         </w:tc>
@@ -862,7 +862,7 @@
                 <w:sz w:val="18"/>
                 <w:szCs w:val="18"/>
               </w:rPr>
-              <w:t xml:space="preserve">Learners performed the translucent spot test and ethanol emulsion test on 8 Kenyan food samples (ugali, groundnuts, avocado, githeri, coconut flesh, whole milk, sukuma wiki, mandazi) and recorded which foods contain lipids. Learners observed that ugali tested negative for lipids in both tests, while groundnuts, avocado, coconut, and milk tested strongly positive. Learners also read and annotated a structured text on fat-soluble and water-soluble vitamins, identifying their roles and Kenyan food sources.</w:t>
+              <w:t xml:space="preserve">We tested beans, milk, egg white, omena and ugali with Biuret reagent. Beans, milk, egg white and omena turned violet; ugali stayed blue. Table 1 shows omena has the most protein (60 g per 100 g), then egg (13 g), beans (8 g), milk (3.3 g) and ugali (2.5 g).</w:t>
             </w:r>
           </w:p>
         </w:tc>
@@ -894,7 +894,7 @@
                 <w:sz w:val="18"/>
                 <w:szCs w:val="18"/>
               </w:rPr>
-              <w:t xml:space="preserve">Learners learned that lipids are composed of glycerol and fatty acids and serve as long-term energy stores, cell membrane components, and carriers for fat-soluble vitamins (A, D, E, K). They learned that vitamins are micronutrients needed in small quantities but critical for metabolic processes, immunity, and organ function. Critically, they learned that fat-soluble vitamins cannot be absorbed without dietary fat — meaning a fat-free diet causes both direct lipid deficiency AND indirect vitamin deficiency. Ugali's chemical profile now includes: rich in carbohydrates, low in protein (Lesson 2), and absent in lipids and fat-soluble vitamins (Lesson 3).</w:t>
+              <w:t xml:space="preserve">Proteins are long chains of amino acids. Biuret turns blue to violet when protein is present. Foods like beans, milk, egg and omena are good protein sources, while ugali has too little to detect.</w:t>
             </w:r>
           </w:p>
         </w:tc>
@@ -926,7 +926,7 @@
                 <w:sz w:val="18"/>
                 <w:szCs w:val="18"/>
               </w:rPr>
-              <w:t xml:space="preserve">Learners constructed CER (Claim–Evidence–Reasoning) paragraphs arguing that the Kisumu child eating only ugali is deficient in lipids and fat-soluble vitamins in addition to protein. They explained that this deficiency would cause multiple overlapping health effects — not only the swollen belly and thin limbs of kwashiorkor (protein deficiency, Lesson 2), but potentially also night blindness (Vitamin A), weak bones (Vitamin D), and impaired immunity. Learners updated their Cumulative Chemical Model of Food to include lipids and vitamins, connected by a structural arrow showing fat-soluble vitamin absorption dependency, and clearly labelled all chemical gaps in ugali.</w:t>
+              <w:t xml:space="preserve">Athletes in Iten eat beans, milk and omena with ugali because the proteins are digested to amino acids, which the body uses to grow and repair muscle damaged by running, while ugali supplies starch for energy. This adds protein to our model of how a plain plate supports Kipchoge's performance.</w:t>
             </w:r>
           </w:p>
         </w:tc>
@@ -979,7 +979,7 @@
                 <w:sz w:val="18"/>
                 <w:szCs w:val="18"/>
               </w:rPr>
-              <w:t xml:space="preserve">Building Life's Molecules: Structure of Carbohydrates and Proteins</w:t>
+              <w:t xml:space="preserve">Lipids: stored energy and insulation</w:t>
             </w:r>
           </w:p>
         </w:tc>
@@ -1011,7 +1011,7 @@
                 <w:sz w:val="18"/>
                 <w:szCs w:val="18"/>
               </w:rPr>
-              <w:t xml:space="preserve">Learners constructed annotated diagrams of carbohydrate and protein molecular structures from guided reading passages, built physical models of monosaccharides, disaccharides, polysaccharides, and dipeptides using bottle tops and straws, and mapped Kenyan foods (ugali, githeri, nyama choma, sugarcane juice, chai) to their correct molecular classification (monosaccharide, disaccharide, polysaccharide, protein).</w:t>
+              <w:t xml:space="preserve">Groundnuts, cooking oil, mandazi and nyama choma left a translucent spot on brown paper that stayed after drying, and groundnuts and cooking oil gave a cloudy white layer in the emulsion test. Maize flour left no translucent spot. Table 1 shows groundnuts have 49 g fat per 100 g, mandazi 15 g, nyama choma 15 g and ugali only 0.6 g.</w:t>
             </w:r>
           </w:p>
         </w:tc>
@@ -1043,7 +1043,7 @@
                 <w:sz w:val="18"/>
                 <w:szCs w:val="18"/>
               </w:rPr>
-              <w:t xml:space="preserve">Carbohydrates are made of monosaccharide monomers (e.g. glucose) joined by glycosidic bonds to form disaccharides (e.g. sucrose in chai) and polysaccharides (e.g. starch in ugali, glycogen stored in muscle/liver). Proteins are made of amino acid monomers joined by peptide bonds; amino acids contain nitrogen (N) in addition to C, H, and O — an element absent in carbohydrates. This elemental and structural difference means starch can supply energy but cannot provide the building blocks for muscle, blood proteins (haemoglobin), or albumin. A diet of ugali alone provides no amino acids, so the body cannot build or repair proteins — explaining the swollen belly (loss of albumin), thin limbs (loss of muscle protein), and discoloured hair (loss of keratin) seen in the Kisumu child with kwashiorkor.</w:t>
+              <w:t xml:space="preserve">Lipids (fats, oils and waxes) are made of fatty acids and glycerol. Lipids give 9 kcal per g, more than twice the 4 kcal per g of carbohydrate. They store energy and insulate the body.</w:t>
             </w:r>
           </w:p>
         </w:tc>
@@ -1075,7 +1075,7 @@
                 <w:sz w:val="18"/>
                 <w:szCs w:val="18"/>
               </w:rPr>
-              <w:t xml:space="preserve">The two Kisumu children eating similar quantities of food have completely different bodies because the MOLECULAR COMPOSITION of their food differs, not just the amount. Ugali is almost entirely starch — a polysaccharide composed only of glucose monomers containing C, H, and O. Githeri adds beans, which are rich in protein — polymers of amino acids containing N. Without amino acids, the child's body cannot synthesise the proteins essential for tissue building, immune function, and fluid balance. The anchoring phenomenon (kwashiorkor) is therefore a direct consequence of molecular absence: no amino acids in the diet → no protein synthesis → visible, devastating loss of body structure and function. Food quantity is irrelevant if the molecular composition is incomplete.</w:t>
+              <w:t xml:space="preserve">Groundnuts have 609 kcal per 100 g (64 + 104 + 441) compared with 119.4 kcal for ugali, because fat holds 9 kcal per g. Lipids in foods like milk, groundnuts and cooking oil add stored energy and insulation to a runner's body, but the main fuel for the marathon (about 2,200 kcal) is carbohydrate stored as glycogen (about 2,000 kcal).</w:t>
             </w:r>
           </w:p>
         </w:tc>
@@ -1128,7 +1128,7 @@
                 <w:sz w:val="18"/>
                 <w:szCs w:val="18"/>
               </w:rPr>
-              <w:t xml:space="preserve">Sensemaking: Connecting the Chemistry of Food to Health Outcomes in Kisumu</w:t>
+              <w:t xml:space="preserve">Enzymes: Why Chewed Ugali Tastes Sweet</w:t>
             </w:r>
           </w:p>
         </w:tc>
@@ -1160,7 +1160,7 @@
                 <w:sz w:val="18"/>
                 <w:szCs w:val="18"/>
               </w:rPr>
-              <w:t xml:space="preserve">In Lesson 4, learners observed that iodine turned blue-black in ugali (confirming starch) but the Biuret test on ugali extract showed no purple colour (no protein), while the Biuret test on beans extract turned purple (protein present). Food test data showed githeri contains both starch and protein, while ugali contains starch only.</w:t>
+              <w:t xml:space="preserve">Chewed ugali tastes sweeter. In the investigation, starch with saliva amylase cleared fastest at 37 C (60 s, rate 1.0) and at pH 6.8 (60 s, rate 1.0). At 20 C it took 300 s (rate 0.2). At 0, 60 and 80 C and at pH 2 and 12, starch was not cleared in 600 s (rate 0). The Benedict's test showed a reducing sugar after amylase acted.</w:t>
             </w:r>
           </w:p>
         </w:tc>
@@ -1192,7 +1192,7 @@
                 <w:sz w:val="18"/>
                 <w:szCs w:val="18"/>
               </w:rPr>
-              <w:t xml:space="preserve">Learners learned that kwashiorkor is caused specifically by protein deficiency — not by insufficient food quantity. The child eating ugali alone receives carbohydrates for energy but no amino acids, so the body cannot synthesise albumin (causing oedema/swollen belly), keratin (causing hair discolouration), or muscle proteins (causing thin limbs). Githeri provides essential amino acids from beans that complement the maize carbohydrate, explaining the healthy child's better health outcome. Five deficiency diseases were matched to their missing chemical of life: kwashiorkor (protein), marasmus (total caloric energy including protein and carbohydrate), scurvy (vitamin C), rickets (vitamin D and calcium), anaemia (iron).</w:t>
+              <w:t xml:space="preserve">Enzymes are protein catalysts made of amino acids. Amylase breaks starch into maltose, a reducing sugar. Enzymes work best at an optimum temperature (about 37 C) and pH (near neutral). Extreme heat or pH denatures an enzyme permanently. Each enzyme is specific to its substrate.</w:t>
             </w:r>
           </w:p>
         </w:tc>
@@ -1224,7 +1224,7 @@
                 <w:sz w:val="18"/>
                 <w:szCs w:val="18"/>
               </w:rPr>
-              <w:t xml:space="preserve">Learners constructed evidence-based scientific explanations linking their food test results and molecular structure knowledge to the anchoring phenomenon. The explanation demonstrates that food is not uniform — it is a mixture of specific chemicals of life, each with irreplaceable structural and functional roles in the body. The quantity of food matters less than its chemical composition, which is why two children eating the same amount of food can have completely different bodies and health outcomes.</w:t>
+              <w:t xml:space="preserve">Ugali tastes sweet when chewed because saliva amylase, a protein enzyme, breaks starch into maltose at body temperature. The reaction at 37 C is 5 times faster than at 20 C (1.0 / 0.2). Without enzymes working at their optimum, the starch in ugali could not be turned into glucose quickly enough to fuel a runner like Kipchoge from Iten.</w:t>
             </w:r>
           </w:p>
         </w:tc>
@@ -1277,7 +1277,7 @@
                 <w:sz w:val="18"/>
                 <w:szCs w:val="18"/>
               </w:rPr>
-              <w:t xml:space="preserve">Building Our Chemicals of Life Model: Consolidating the Science Behind Two Children in Kisumu</w:t>
+              <w:t xml:space="preserve">Which meal best supports the athlete?</w:t>
             </w:r>
           </w:p>
         </w:tc>
@@ -1309,7 +1309,7 @@
                 <w:sz w:val="18"/>
                 <w:szCs w:val="18"/>
               </w:rPr>
-              <w:t xml:space="preserve">Learners observed their own Lesson 1 prediction cards alongside the completed group visual models showing all six chemicals of life with their structures, food sources, functions and deficiency consequences. Learners also observed the Kisumu Menu Evaluation card representing a realistic Kenyan daily diet.</w:t>
+              <w:t xml:space="preserve">We compared Meals A, B and C using Table 4: Meal A gave 763.7 kcal with 126.25 g carbohydrate, 30.25 g protein and 18% of energy from fat; Meal B gave 477 kcal; Meal C gave 921 kcal but 44% of its energy came from fat and only 90 g carbohydrate. We compared Kipchoge's marathon cost of about 2,200 kcal with his glycogen store of about 2,000 kcal, and we compared our Lesson 1 model with our final model.</w:t>
             </w:r>
           </w:p>
         </w:tc>
@@ -1341,7 +1341,7 @@
                 <w:sz w:val="18"/>
                 <w:szCs w:val="18"/>
               </w:rPr>
-              <w:t xml:space="preserve">Learners learned that the six chemicals of life — carbohydrates, proteins, lipids, nucleic acids, vitamins and minerals, and water — each have distinct molecular structures, specific biological functions and identifiable Kenyan food sources. The absence of even one chemical causes a specific, predictable and often visible health consequence. The child eating ugali develops kwashiorkor because maize starch provides carbohydrates but no essential amino acids, so the body cannot synthesise albumin, keratin or muscle proteins. The githeri child remains healthy because beans supply essential amino acids that complement the maize carbohydrate.</w:t>
+              <w:t xml:space="preserve">Ugali, beans, sukuma wiki and milk contain all three chemicals of life: carbohydrates (starch) for energy, proteins (amino acids) for growth and repair and for making enzymes, and lipids for stored energy and insulation. Enzymes such as amylase work best at about 37 C and near neutral pH and break big food molecules into small ones the body can absorb. Energy = 4 x C + 4 x P + 9 x F lets us compare meals with numbers.</w:t>
             </w:r>
           </w:p>
         </w:tc>
@@ -1373,7 +1373,7 @@
                 <w:sz w:val="18"/>
                 <w:szCs w:val="18"/>
               </w:rPr>
-              <w:t xml:space="preserve">Learners explained that food is not interchangeable by quantity alone — its chemical composition determines its biological effect. A diet sufficient in carbohydrates can still cause severe disease if proteins are absent, because each chemical of life performs functions that no other chemical can substitute. This understanding explains the difference between the two Kisumu children and connects molecular biochemistry to community health outcomes across Kenya.</w:t>
+              <w:t xml:space="preserve">A plain plate of ugali and beans is not plain: it supplies carbohydrates that enzymes break down to glucose for energy and glycogen storage, proteins that supply amino acids for repair and growth, and some lipids for stored energy. Meal A (ugali, beans, sukuma wiki and milk) best supports an endurance athlete because it gives the most carbohydrate (126.25 g), adequate protein (30.25 g) and moderate fat (18% of energy). This is how simple Kenyan foods can fuel a 2:01:09 marathon like Eliud Kipchoge's.</w:t>
             </w:r>
           </w:p>
         </w:tc>
@@ -1497,7 +1497,7 @@
         </w:rPr>
         <w:t xml:space="preserve">© 2026 SeaVuria and ARES. This work is licensed under a </w:t>
       </w:r>
-      <w:hyperlink w:history="1" r:id="rIdr7iwblr9ap4mro9znfjmy">
+      <w:hyperlink w:history="1" r:id="rIdyosbcltqn4m0lkpp-cvim">
         <w:r>
           <w:rPr>
             <w:rFonts w:ascii="Arial" w:cs="Arial" w:eastAsia="Arial" w:hAnsi="Arial"/>
@@ -1517,7 +1517,7 @@
         </w:rPr>
         <w:t xml:space="preserve"> (</w:t>
       </w:r>
-      <w:hyperlink w:history="1" r:id="rId1l6pwans3utjwm6zcglbi">
+      <w:hyperlink w:history="1" r:id="rId0rexjrqaz6niy36po7q-f">
         <w:r>
           <w:rPr>
             <w:rFonts w:ascii="Arial" w:cs="Arial" w:eastAsia="Arial" w:hAnsi="Arial"/>
@@ -1537,7 +1537,7 @@
         </w:rPr>
         <w:t xml:space="preserve">). To view a copy of this license, visit </w:t>
       </w:r>
-      <w:hyperlink w:history="1" r:id="rIdkngbksebzdu7cukbmvt7e">
+      <w:hyperlink w:history="1" r:id="rIdkdk5m-tpeugoynnv0o6iu">
         <w:r>
           <w:rPr>
             <w:rFonts w:ascii="Arial" w:cs="Arial" w:eastAsia="Arial" w:hAnsi="Arial"/>

--- a/data/outputs/v2/Biology/SS1.2_Chemicals_of_Life/Biology_Chemicals_of_Life_SummaryTable.docx
+++ b/data/outputs/v2/Biology/SS1.2_Chemicals_of_Life/Biology_Chemicals_of_Life_SummaryTable.docx
@@ -227,7 +227,7 @@
                 <w:sz w:val="18"/>
                 <w:szCs w:val="18"/>
               </w:rPr>
-              <w:t xml:space="preserve">DRIVING QUESTION: How do the simple foods Kenyan athletes eat, like ugali, githeri and beans, provide the chemicals their bodies need for energy, growth and repair?</w:t>
+              <w:t xml:space="preserve">DRIVING QUESTION: What chemicals are in the food we eat, and what happens to them in our bodies?</w:t>
             </w:r>
           </w:p>
         </w:tc>
@@ -532,7 +532,7 @@
                 <w:sz w:val="18"/>
                 <w:szCs w:val="18"/>
               </w:rPr>
-              <w:t xml:space="preserve">A Plain Plate with Extraordinary Results</w:t>
+              <w:t xml:space="preserve">The Blood Glucose Puzzle: Why Does Glucose Rise and Fall After Eating Ugali?</w:t>
             </w:r>
           </w:p>
         </w:tc>
@@ -564,7 +564,7 @@
                 <w:sz w:val="18"/>
                 <w:szCs w:val="18"/>
               </w:rPr>
-              <w:t xml:space="preserve">What did we observe? Kipchoge ran 42.195 km in 7,269 s, a pace of 172.3 s per km, and the marathon costs about 2,200 kcal while stored glycogen is about 2,000 kcal. Table 1 shows that ugali, githeri and beans contain carbohydrate, protein and a little fat.</w:t>
+              <w:t xml:space="preserve">We observed that Wanjiru's blood glucose concentration was 4.5 mmol/L before the meal of ugali, sukuma wiki and beans, rose to a peak of 8.0 mmol/L at 60 minutes (a rise of 3.5 mmol/L, about 78% above the start), then fell back to 4.5 mmol/L by 180 minutes (a fall of 3.5 mmol/L over 120 minutes). The rise was faster than the fall, and the level was back in the normal range (4.0 to 5.5 mmol/L) by 150 minutes at 4.7 mmol/L.</w:t>
             </w:r>
           </w:p>
         </w:tc>
@@ -596,7 +596,7 @@
                 <w:sz w:val="18"/>
                 <w:szCs w:val="18"/>
               </w:rPr>
-              <w:t xml:space="preserve">What did we learn? Carbohydrates, proteins and lipids are the three main groups of chemicals of life. Carbohydrates supply and store energy, proteins build and repair the body, and lipids store a lot of energy and insulate. Water, vitamins, minerals and nucleic acids are also chemicals of life, which we will meet later.</w:t>
+              <w:t xml:space="preserve">We learned how to read a blood glucose graph and table, to calculate the change in concentration and compare how fast it rose and fell, and to turn what we wonder into testable questions. We learned that the meal contains different chemicals (about 70 g carbohydrate in ugali, about 20 g protein and 15 g carbohydrate in beans, about 10 g fat from oil, and vitamins and mineral salts in sukuma wiki) and that we do not yet know which ones affect blood glucose.</w:t>
             </w:r>
           </w:p>
         </w:tc>
@@ -628,7 +628,7 @@
                 <w:sz w:val="18"/>
                 <w:szCs w:val="18"/>
               </w:rPr>
-              <w:t xml:space="preserve">How does this help explain the phenomenon? A plate of ugali, beans, sukuma wiki and milk is not plain: it contains the chemicals of life that the body needs for energy, growth and repair. We still need to find out how we can show these chemicals are in the food and how the body uses them, so we can explain how simple foods fuel a marathon runner from Iten.</w:t>
+              <w:t xml:space="preserve">We can explain, as a first idea, that something in the meal (probably the food chemicals in ugali) causes glucose in the blood to rise, and that something in the body must later lower it again because the level does not stay at 8.0 mmol/L. We cannot yet explain how food becomes glucose or where glucose goes, so we recorded these as questions on the Driving Question Board and in our initial flow-diagram model.</w:t>
             </w:r>
           </w:p>
         </w:tc>
@@ -681,7 +681,7 @@
                 <w:sz w:val="18"/>
                 <w:szCs w:val="18"/>
               </w:rPr>
-              <w:t xml:space="preserve">Carbohydrates: starch, sugars and how to test for them</w:t>
+              <w:t xml:space="preserve">Elements and Compounds of Life: What Is Wanjiru's Lunch Made Of?</w:t>
             </w:r>
           </w:p>
         </w:tc>
@@ -713,7 +713,7 @@
                 <w:sz w:val="18"/>
                 <w:szCs w:val="18"/>
               </w:rPr>
-              <w:t xml:space="preserve">We observed that maize flour and sweet potato turned iodine blue-black, ripe banana gave only a faint brown-orange with iodine, and Benedict's gave blue for maize flour, green-yellow for sweet potato, orange to brick-red for ripe banana, and blue for sugarcane juice until it was boiled with dilute HCl and then gave brick-red.</w:t>
+              <w:t xml:space="preserve">What did we observe? Record the amounts of each nutrient in Wanjiru's meal (ugali about 70 g carbohydrate; beans about 20 g protein and 15 g carbohydrate; sukuma wiki about 3 g protein plus fibre, vitamins A and C, iron and calcium; about 10 g fat from cooking oil) and what happened when dry maize flour was burnt (it blackened, showing carbon).</w:t>
             </w:r>
           </w:p>
         </w:tc>
@@ -745,7 +745,7 @@
                 <w:sz w:val="18"/>
                 <w:szCs w:val="18"/>
               </w:rPr>
-              <w:t xml:space="preserve">We learned that carbohydrates include monosaccharides (glucose, fructose), disaccharides (sucrose, maltose) and polysaccharides (starch, glycogen, cellulose); iodine turns blue-black with starch; Benedict's detects reducing sugars (glucose, fructose, maltose) but not the non-reducing sugar sucrose until it is split by boiling with dilute HCl. Table 1 shows 26 g carbohydrate per 100 g in ugali, 23 g in ripe banana, 20 g in boiled sweet potato and 18 g in sugarcane juice.</w:t>
+              <w:t xml:space="preserve">What did we learn? Foods and living things are made of elements (C, H, O, N, P, S, Ca, Fe, Mg, Na, K) that form compounds. Organic compounds (carbohydrates, proteins, lipids, vitamins) contain carbon bonded to hydrogen; inorganic compounds (water, mineral salts) do not.</w:t>
             </w:r>
           </w:p>
         </w:tc>
@@ -777,7 +777,7 @@
                 <w:sz w:val="18"/>
                 <w:szCs w:val="18"/>
               </w:rPr>
-              <w:t xml:space="preserve">We can explain that ugali is not plain: its maize starch is a long chain of glucose units that stores energy, and the tests give evidence for this. This helps explain how simple Kenyan foods supply the carbohydrate energy that athletes like Eliud Kipchoge need, but we still need to find out how the body breaks starch down and what proteins and lipids do.</w:t>
+              <w:t xml:space="preserve">How can we explain Wanjiru's glucose graph so far? Her lunch contains several organic and inorganic chemicals, and the largest amount is carbohydrate (about 70 g in ugali), so carbohydrate is the most likely cause of the rise from 4.5 to 8.0 mmol/L. We still need tests and more evidence to show how it becomes glucose and why the level falls back.</w:t>
             </w:r>
           </w:p>
         </w:tc>
@@ -830,7 +830,7 @@
                 <w:sz w:val="18"/>
                 <w:szCs w:val="18"/>
               </w:rPr>
-              <w:t xml:space="preserve">Proteins: building and repairing the body</w:t>
+              <w:t xml:space="preserve">Carbohydrates: Starch and Sugars</w:t>
             </w:r>
           </w:p>
         </w:tc>
@@ -862,7 +862,7 @@
                 <w:sz w:val="18"/>
                 <w:szCs w:val="18"/>
               </w:rPr>
-              <w:t xml:space="preserve">We tested beans, milk, egg white, omena and ugali with Biuret reagent. Beans, milk, egg white and omena turned violet; ugali stayed blue. Table 1 shows omena has the most protein (60 g per 100 g), then egg (13 g), beans (8 g), milk (3.3 g) and ugali (2.5 g).</w:t>
+              <w:t xml:space="preserve">Iodine turned blue-black with ugali and maize flour (starch present) but not with milk or nyama choma, and only slightly or not with sukuma wiki. Benedict's solution turned brick-red/orange with ripe banana and brick-red with glucose, green or yellow with milk, and stayed blue with ugali.</w:t>
             </w:r>
           </w:p>
         </w:tc>
@@ -894,7 +894,7 @@
                 <w:sz w:val="18"/>
                 <w:szCs w:val="18"/>
               </w:rPr>
-              <w:t xml:space="preserve">Proteins are long chains of amino acids. Biuret turns blue to violet when protein is present. Foods like beans, milk, egg and omena are good protein sources, while ugali has too little to detect.</w:t>
+              <w:t xml:space="preserve">Carbohydrates are organic compounds. Starch is a large carbohydrate made of many glucose units; glucose is a reducing sugar. Ugali has about 70 g of carbohydrate, mostly starch from maize. Ugali tested positive for starch but not for reducing sugar before digestion.</w:t>
             </w:r>
           </w:p>
         </w:tc>
@@ -926,7 +926,7 @@
                 <w:sz w:val="18"/>
                 <w:szCs w:val="18"/>
               </w:rPr>
-              <w:t xml:space="preserve">Athletes in Iten eat beans, milk and omena with ugali because the proteins are digested to amino acids, which the body uses to grow and repair muscle damaged by running, while ugali supplies starch for energy. This adds protein to our model of how a plain plate supports Kipchoge's performance.</w:t>
+              <w:t xml:space="preserve">The starch in ugali is a source of the glucose that raised Wanjiru's blood glucose concentration from 4.5 to 8.0 mmol/L (a 3.5 mmol/L rise in 60 minutes), because starch is made of glucose units. We still need to find out how starch is broken down into glucose and what happens to glucose after it reaches the blood.</w:t>
             </w:r>
           </w:p>
         </w:tc>
@@ -979,7 +979,7 @@
                 <w:sz w:val="18"/>
                 <w:szCs w:val="18"/>
               </w:rPr>
-              <w:t xml:space="preserve">Lipids: stored energy and insulation</w:t>
+              <w:t xml:space="preserve">Proteins and Lipids: Do They Cause the Glucose Spike?</w:t>
             </w:r>
           </w:p>
         </w:tc>
@@ -1011,7 +1011,7 @@
                 <w:sz w:val="18"/>
                 <w:szCs w:val="18"/>
               </w:rPr>
-              <w:t xml:space="preserve">Groundnuts, cooking oil, mandazi and nyama choma left a translucent spot on brown paper that stayed after drying, and groundnuts and cooking oil gave a cloudy white layer in the emulsion test. Maize flour left no translucent spot. Table 1 shows groundnuts have 49 g fat per 100 g, mandazi 15 g, nyama choma 15 g and ugali only 0.6 g.</w:t>
+              <w:t xml:space="preserve">We observed that beans, milk and nyama choma turned violet/purple with the biuret test (protein), while ugali stayed pale blue. Groundnuts and mandazi left a translucent grease spot, groundnuts gave a cloudy white emulsion, and milk gave a faint result, while ugali was negative for lipids.</w:t>
             </w:r>
           </w:p>
         </w:tc>
@@ -1043,7 +1043,7 @@
                 <w:sz w:val="18"/>
                 <w:szCs w:val="18"/>
               </w:rPr>
-              <w:t xml:space="preserve">Lipids (fats, oils and waxes) are made of fatty acids and glycerol. Lipids give 9 kcal per g, more than twice the 4 kcal per g of carbohydrate. They store energy and insulate the body.</w:t>
+              <w:t xml:space="preserve">We learned that proteins are made of amino acids and lipids are made of fatty acids and glycerol, whereas carbohydrates are made of glucose units. Proteins are used for growth and repair, lipids for energy storage, and carbohydrates are the main energy source.</w:t>
             </w:r>
           </w:p>
         </w:tc>
@@ -1075,7 +1075,7 @@
                 <w:sz w:val="18"/>
                 <w:szCs w:val="18"/>
               </w:rPr>
-              <w:t xml:space="preserve">Groundnuts have 609 kcal per 100 g (64 + 104 + 441) compared with 119.4 kcal for ugali, because fat holds 9 kcal per g. Lipids in foods like milk, groundnuts and cooking oil add stored energy and insulation to a runner's body, but the main fuel for the marathon (about 2,200 kcal) is carbohydrate stored as glycogen (about 2,000 kcal).</w:t>
+              <w:t xml:space="preserve">We explain that Wanjiru's blood glucose spike from 4.5 to 8.0 mmol/L at 60 minutes is mainly caused by carbohydrates (about 70 g in ugali), not by the about 20 g protein or about 10 g fat in her meal. Proteins and lipids are still used by the body, but not mainly to raise blood glucose.</w:t>
             </w:r>
           </w:p>
         </w:tc>
@@ -1128,7 +1128,7 @@
                 <w:sz w:val="18"/>
                 <w:szCs w:val="18"/>
               </w:rPr>
-              <w:t xml:space="preserve">Enzymes: Why Chewed Ugali Tastes Sweet</w:t>
+              <w:t xml:space="preserve">Water, Mineral Salts and Enzymes in Digestion</w:t>
             </w:r>
           </w:p>
         </w:tc>
@@ -1160,7 +1160,7 @@
                 <w:sz w:val="18"/>
                 <w:szCs w:val="18"/>
               </w:rPr>
-              <w:t xml:space="preserve">Chewed ugali tastes sweeter. In the investigation, starch with saliva amylase cleared fastest at 37 C (60 s, rate 1.0) and at pH 6.8 (60 s, rate 1.0). At 20 C it took 300 s (rate 0.2). At 0, 60 and 80 C and at pH 2 and 12, starch was not cleared in 600 s (rate 0). The Benedict's test showed a reducing sugar after amylase acted.</w:t>
+              <w:t xml:space="preserve">We observed that with saliva at about 37 degrees C the iodine test changed from blue-black at 0 min, to brown-black at 5 min, to yellow-brown at 10 min, and Benedict's test at 10 min was brick-red, while the control with boiled saliva or water stayed blue-black.</w:t>
             </w:r>
           </w:p>
         </w:tc>
@@ -1192,7 +1192,7 @@
                 <w:sz w:val="18"/>
                 <w:szCs w:val="18"/>
               </w:rPr>
-              <w:t xml:space="preserve">Enzymes are protein catalysts made of amino acids. Amylase breaks starch into maltose, a reducing sugar. Enzymes work best at an optimum temperature (about 37 C) and pH (near neutral). Extreme heat or pH denatures an enzyme permanently. Each enzyme is specific to its substrate.</w:t>
+              <w:t xml:space="preserve">We learned that saliva contains amylase, an enzyme that is a protein and a biological catalyst, which digests starch to maltose and then glucose; water and mineral salts are inorganic chemicals that support this, and enzymes work best at about 37 degrees C, are denatured by boiling and inactive at 0 degrees C.</w:t>
             </w:r>
           </w:p>
         </w:tc>
@@ -1224,7 +1224,7 @@
                 <w:sz w:val="18"/>
                 <w:szCs w:val="18"/>
               </w:rPr>
-              <w:t xml:space="preserve">Ugali tastes sweet when chewed because saliva amylase, a protein enzyme, breaks starch into maltose at body temperature. The reaction at 37 C is 5 times faster than at 20 C (1.0 / 0.2). Without enzymes working at their optimum, the starch in ugali could not be turned into glucose quickly enough to fuel a runner like Kipchoge from Iten.</w:t>
+              <w:t xml:space="preserve">We can explain that the starch in Wanjiru's ugali is digested by enzymes such as amylase into glucose, which helps explain why her blood glucose concentration rises from 4.5 to a peak of 8.0 mmol/L at 60 minutes; we still need to find out how glucose gets into the blood and why it falls back to 4.5 mmol/L by 180 minutes.</w:t>
             </w:r>
           </w:p>
         </w:tc>
@@ -1277,7 +1277,7 @@
                 <w:sz w:val="18"/>
                 <w:szCs w:val="18"/>
               </w:rPr>
-              <w:t xml:space="preserve">Which meal best supports the athlete?</w:t>
+              <w:t xml:space="preserve">Absorption, Respiration and Regulation: Explaining the Fall Back to 4.5 mmol/L</w:t>
             </w:r>
           </w:p>
         </w:tc>
@@ -1309,7 +1309,7 @@
                 <w:sz w:val="18"/>
                 <w:szCs w:val="18"/>
               </w:rPr>
-              <w:t xml:space="preserve">We compared Meals A, B and C using Table 4: Meal A gave 763.7 kcal with 126.25 g carbohydrate, 30.25 g protein and 18% of energy from fat; Meal B gave 477 kcal; Meal C gave 921 kcal but 44% of its energy came from fat and only 90 g carbohydrate. We compared Kipchoge's marathon cost of about 2,200 kcal with his glycogen store of about 2,000 kcal, and we compared our Lesson 1 model with our final model.</w:t>
+              <w:t xml:space="preserve">We observed that after Wanjiru's meal of ugali, sukuma wiki and beans, blood glucose concentration rose from 4.5 to a peak of 8.0 mmol/L at 60 min (a rise of 3.5 mmol/L) and then fell by 3.5 mmol/L over the next 120 min, to 6.5 at 90, 5.2 at 120, 4.7 at 150 and 4.5 mmol/L at 180 min. The rise is faster than the fall. In our role-play and data analysis we saw glucose enter the blood and then leave it.</w:t>
             </w:r>
           </w:p>
         </w:tc>
@@ -1341,7 +1341,7 @@
                 <w:sz w:val="18"/>
                 <w:szCs w:val="18"/>
               </w:rPr>
-              <w:t xml:space="preserve">Ugali, beans, sukuma wiki and milk contain all three chemicals of life: carbohydrates (starch) for energy, proteins (amino acids) for growth and repair and for making enzymes, and lipids for stored energy and insulation. Enzymes such as amylase work best at about 37 C and near neutral pH and break big food molecules into small ones the body can absorb. Energy = 4 x C + 4 x P + 9 x F lets us compare meals with numbers.</w:t>
+              <w:t xml:space="preserve">We learned that starch in ugali is digested by enzymes such as amylase into glucose, which is absorbed into the blood. The pancreas releases insulin, which causes cells, the liver and muscles to take up glucose. Cells use glucose in respiration (glucose + oxygen gives carbon dioxide + water + energy, ATP released) and the liver and muscles store the excess as glycogen. Proteins and lipids are also digested and used for growth, repair and energy storage.</w:t>
             </w:r>
           </w:p>
         </w:tc>
@@ -1373,7 +1373,7 @@
                 <w:sz w:val="18"/>
                 <w:szCs w:val="18"/>
               </w:rPr>
-              <w:t xml:space="preserve">A plain plate of ugali and beans is not plain: it supplies carbohydrates that enzymes break down to glucose for energy and glycogen storage, proteins that supply amino acids for repair and growth, and some lipids for stored energy. Meal A (ugali, beans, sukuma wiki and milk) best supports an endurance athlete because it gives the most carbohydrate (126.25 g), adequate protein (30.25 g) and moderate fat (18% of energy). This is how simple Kenyan foods can fuel a 2:01:09 marathon like Eliud Kipchoge's.</w:t>
+              <w:t xml:space="preserve">Blood glucose rises after the meal because starch and other carbohydrates in the food are digested into glucose and absorbed into the blood. It falls back to 4.5 mmol/L by 180 min because insulin from the pancreas causes glucose to be taken up by cells, used in respiration to release energy, and stored as glycogen in the liver and muscles. Carbohydrates are the main cause of the spike, while proteins and lipids from beans, milk, groundnuts and mandazi are used for growth, repair and energy storage. This answers our driving question about the chemicals in the food we eat and what happens to them in our bodies.</w:t>
             </w:r>
           </w:p>
         </w:tc>
@@ -1497,7 +1497,7 @@
         </w:rPr>
         <w:t xml:space="preserve">© 2026 SeaVuria and ARES. This work is licensed under a </w:t>
       </w:r>
-      <w:hyperlink w:history="1" r:id="rIdyosbcltqn4m0lkpp-cvim">
+      <w:hyperlink w:history="1" r:id="rIdfzterdkeozrwj-w5dxcz0">
         <w:r>
           <w:rPr>
             <w:rFonts w:ascii="Arial" w:cs="Arial" w:eastAsia="Arial" w:hAnsi="Arial"/>
@@ -1517,7 +1517,7 @@
         </w:rPr>
         <w:t xml:space="preserve"> (</w:t>
       </w:r>
-      <w:hyperlink w:history="1" r:id="rId0rexjrqaz6niy36po7q-f">
+      <w:hyperlink w:history="1" r:id="rIdihkoi5bpl2k9j648cxa7b">
         <w:r>
           <w:rPr>
             <w:rFonts w:ascii="Arial" w:cs="Arial" w:eastAsia="Arial" w:hAnsi="Arial"/>
@@ -1537,7 +1537,7 @@
         </w:rPr>
         <w:t xml:space="preserve">). To view a copy of this license, visit </w:t>
       </w:r>
-      <w:hyperlink w:history="1" r:id="rIdkdk5m-tpeugoynnv0o6iu">
+      <w:hyperlink w:history="1" r:id="rIdpi9fs7_gfisuslrhlfn98">
         <w:r>
           <w:rPr>
             <w:rFonts w:ascii="Arial" w:cs="Arial" w:eastAsia="Arial" w:hAnsi="Arial"/>

--- a/data/outputs/v2/Biology/SS1.2_Chemicals_of_Life/Biology_Chemicals_of_Life_SummaryTable.docx
+++ b/data/outputs/v2/Biology/SS1.2_Chemicals_of_Life/Biology_Chemicals_of_Life_SummaryTable.docx
@@ -4,6 +4,7 @@
   <w:body>
     <w:p>
       <w:pPr>
+        <w:keepNext w:val="false"/>
         <w:spacing w:after="30" w:before="0"/>
         <w:jc w:val="center"/>
       </w:pPr>
@@ -23,6 +24,7 @@
     </w:p>
     <w:p>
       <w:pPr>
+        <w:keepNext w:val="false"/>
         <w:spacing w:after="60" w:before="0"/>
         <w:jc w:val="center"/>
       </w:pPr>
@@ -81,6 +83,7 @@
           </w:tcPr>
           <w:p>
             <w:pPr>
+              <w:keepNext w:val="false"/>
               <w:spacing w:after="40" w:before="0"/>
               <w:jc w:val="center"/>
             </w:pPr>
@@ -115,6 +118,7 @@
           </w:tcPr>
           <w:p>
             <w:pPr>
+              <w:keepNext w:val="false"/>
               <w:spacing w:after="40" w:before="0"/>
               <w:jc w:val="left"/>
             </w:pPr>
@@ -147,6 +151,7 @@
           </w:tcPr>
           <w:p>
             <w:pPr>
+              <w:keepNext w:val="false"/>
               <w:spacing w:after="40" w:before="0"/>
               <w:jc w:val="left"/>
             </w:pPr>
@@ -181,6 +186,7 @@
           </w:tcPr>
           <w:p>
             <w:pPr>
+              <w:keepNext w:val="false"/>
               <w:spacing w:after="40" w:before="0"/>
               <w:jc w:val="left"/>
             </w:pPr>
@@ -213,6 +219,7 @@
           </w:tcPr>
           <w:p>
             <w:pPr>
+              <w:keepNext w:val="false"/>
               <w:spacing w:after="40" w:before="0"/>
               <w:jc w:val="left"/>
             </w:pPr>
@@ -273,6 +280,7 @@
           </w:tcPr>
           <w:p>
             <w:pPr>
+              <w:keepNext w:val="false"/>
               <w:spacing w:after="40" w:before="0"/>
               <w:jc w:val="center"/>
             </w:pPr>
@@ -307,6 +315,7 @@
           </w:tcPr>
           <w:p>
             <w:pPr>
+              <w:keepNext w:val="false"/>
               <w:spacing w:after="40" w:before="0"/>
               <w:jc w:val="left"/>
             </w:pPr>
@@ -369,6 +378,7 @@
           </w:tcPr>
           <w:p>
             <w:pPr>
+              <w:keepNext w:val="false"/>
               <w:spacing w:after="40" w:before="0"/>
               <w:jc w:val="left"/>
             </w:pPr>
@@ -401,6 +411,7 @@
           </w:tcPr>
           <w:p>
             <w:pPr>
+              <w:keepNext w:val="false"/>
               <w:spacing w:after="40" w:before="0"/>
               <w:jc w:val="left"/>
             </w:pPr>
@@ -433,6 +444,7 @@
           </w:tcPr>
           <w:p>
             <w:pPr>
+              <w:keepNext w:val="false"/>
               <w:spacing w:after="40" w:before="0"/>
               <w:jc w:val="left"/>
             </w:pPr>
@@ -465,6 +477,7 @@
           </w:tcPr>
           <w:p>
             <w:pPr>
+              <w:keepNext w:val="false"/>
               <w:spacing w:after="40" w:before="0"/>
               <w:jc w:val="left"/>
             </w:pPr>
@@ -499,6 +512,7 @@
           </w:tcPr>
           <w:p>
             <w:pPr>
+              <w:keepNext w:val="false"/>
               <w:spacing w:after="40" w:before="0"/>
               <w:jc w:val="left"/>
             </w:pPr>
@@ -518,6 +532,7 @@
           </w:p>
           <w:p>
             <w:pPr>
+              <w:keepNext w:val="false"/>
               <w:spacing w:after="40" w:before="0"/>
               <w:jc w:val="left"/>
             </w:pPr>
@@ -550,6 +565,7 @@
           </w:tcPr>
           <w:p>
             <w:pPr>
+              <w:keepNext w:val="false"/>
               <w:spacing w:after="40" w:before="0"/>
               <w:jc w:val="left"/>
             </w:pPr>
@@ -582,6 +598,7 @@
           </w:tcPr>
           <w:p>
             <w:pPr>
+              <w:keepNext w:val="false"/>
               <w:spacing w:after="40" w:before="0"/>
               <w:jc w:val="left"/>
             </w:pPr>
@@ -614,6 +631,7 @@
           </w:tcPr>
           <w:p>
             <w:pPr>
+              <w:keepNext w:val="false"/>
               <w:spacing w:after="40" w:before="0"/>
               <w:jc w:val="left"/>
             </w:pPr>
@@ -648,6 +666,7 @@
           </w:tcPr>
           <w:p>
             <w:pPr>
+              <w:keepNext w:val="false"/>
               <w:spacing w:after="40" w:before="0"/>
               <w:jc w:val="left"/>
             </w:pPr>
@@ -667,6 +686,7 @@
           </w:p>
           <w:p>
             <w:pPr>
+              <w:keepNext w:val="false"/>
               <w:spacing w:after="40" w:before="0"/>
               <w:jc w:val="left"/>
             </w:pPr>
@@ -699,6 +719,7 @@
           </w:tcPr>
           <w:p>
             <w:pPr>
+              <w:keepNext w:val="false"/>
               <w:spacing w:after="40" w:before="0"/>
               <w:jc w:val="left"/>
             </w:pPr>
@@ -731,6 +752,7 @@
           </w:tcPr>
           <w:p>
             <w:pPr>
+              <w:keepNext w:val="false"/>
               <w:spacing w:after="40" w:before="0"/>
               <w:jc w:val="left"/>
             </w:pPr>
@@ -763,6 +785,7 @@
           </w:tcPr>
           <w:p>
             <w:pPr>
+              <w:keepNext w:val="false"/>
               <w:spacing w:after="40" w:before="0"/>
               <w:jc w:val="left"/>
             </w:pPr>
@@ -797,6 +820,7 @@
           </w:tcPr>
           <w:p>
             <w:pPr>
+              <w:keepNext w:val="false"/>
               <w:spacing w:after="40" w:before="0"/>
               <w:jc w:val="left"/>
             </w:pPr>
@@ -816,6 +840,7 @@
           </w:p>
           <w:p>
             <w:pPr>
+              <w:keepNext w:val="false"/>
               <w:spacing w:after="40" w:before="0"/>
               <w:jc w:val="left"/>
             </w:pPr>
@@ -848,6 +873,7 @@
           </w:tcPr>
           <w:p>
             <w:pPr>
+              <w:keepNext w:val="false"/>
               <w:spacing w:after="40" w:before="0"/>
               <w:jc w:val="left"/>
             </w:pPr>
@@ -880,6 +906,7 @@
           </w:tcPr>
           <w:p>
             <w:pPr>
+              <w:keepNext w:val="false"/>
               <w:spacing w:after="40" w:before="0"/>
               <w:jc w:val="left"/>
             </w:pPr>
@@ -912,6 +939,7 @@
           </w:tcPr>
           <w:p>
             <w:pPr>
+              <w:keepNext w:val="false"/>
               <w:spacing w:after="40" w:before="0"/>
               <w:jc w:val="left"/>
             </w:pPr>
@@ -946,6 +974,7 @@
           </w:tcPr>
           <w:p>
             <w:pPr>
+              <w:keepNext w:val="false"/>
               <w:spacing w:after="40" w:before="0"/>
               <w:jc w:val="left"/>
             </w:pPr>
@@ -965,6 +994,7 @@
           </w:p>
           <w:p>
             <w:pPr>
+              <w:keepNext w:val="false"/>
               <w:spacing w:after="40" w:before="0"/>
               <w:jc w:val="left"/>
             </w:pPr>
@@ -997,6 +1027,7 @@
           </w:tcPr>
           <w:p>
             <w:pPr>
+              <w:keepNext w:val="false"/>
               <w:spacing w:after="40" w:before="0"/>
               <w:jc w:val="left"/>
             </w:pPr>
@@ -1029,6 +1060,7 @@
           </w:tcPr>
           <w:p>
             <w:pPr>
+              <w:keepNext w:val="false"/>
               <w:spacing w:after="40" w:before="0"/>
               <w:jc w:val="left"/>
             </w:pPr>
@@ -1061,6 +1093,7 @@
           </w:tcPr>
           <w:p>
             <w:pPr>
+              <w:keepNext w:val="false"/>
               <w:spacing w:after="40" w:before="0"/>
               <w:jc w:val="left"/>
             </w:pPr>
@@ -1095,6 +1128,7 @@
           </w:tcPr>
           <w:p>
             <w:pPr>
+              <w:keepNext w:val="false"/>
               <w:spacing w:after="40" w:before="0"/>
               <w:jc w:val="left"/>
             </w:pPr>
@@ -1114,6 +1148,7 @@
           </w:p>
           <w:p>
             <w:pPr>
+              <w:keepNext w:val="false"/>
               <w:spacing w:after="40" w:before="0"/>
               <w:jc w:val="left"/>
             </w:pPr>
@@ -1146,6 +1181,7 @@
           </w:tcPr>
           <w:p>
             <w:pPr>
+              <w:keepNext w:val="false"/>
               <w:spacing w:after="40" w:before="0"/>
               <w:jc w:val="left"/>
             </w:pPr>
@@ -1178,6 +1214,7 @@
           </w:tcPr>
           <w:p>
             <w:pPr>
+              <w:keepNext w:val="false"/>
               <w:spacing w:after="40" w:before="0"/>
               <w:jc w:val="left"/>
             </w:pPr>
@@ -1210,6 +1247,7 @@
           </w:tcPr>
           <w:p>
             <w:pPr>
+              <w:keepNext w:val="false"/>
               <w:spacing w:after="40" w:before="0"/>
               <w:jc w:val="left"/>
             </w:pPr>
@@ -1244,6 +1282,7 @@
           </w:tcPr>
           <w:p>
             <w:pPr>
+              <w:keepNext w:val="false"/>
               <w:spacing w:after="40" w:before="0"/>
               <w:jc w:val="left"/>
             </w:pPr>
@@ -1263,6 +1302,7 @@
           </w:p>
           <w:p>
             <w:pPr>
+              <w:keepNext w:val="false"/>
               <w:spacing w:after="40" w:before="0"/>
               <w:jc w:val="left"/>
             </w:pPr>
@@ -1295,6 +1335,7 @@
           </w:tcPr>
           <w:p>
             <w:pPr>
+              <w:keepNext w:val="false"/>
               <w:spacing w:after="40" w:before="0"/>
               <w:jc w:val="left"/>
             </w:pPr>
@@ -1327,6 +1368,7 @@
           </w:tcPr>
           <w:p>
             <w:pPr>
+              <w:keepNext w:val="false"/>
               <w:spacing w:after="40" w:before="0"/>
               <w:jc w:val="left"/>
             </w:pPr>
@@ -1359,6 +1401,7 @@
           </w:tcPr>
           <w:p>
             <w:pPr>
+              <w:keepNext w:val="false"/>
               <w:spacing w:after="40" w:before="0"/>
               <w:jc w:val="left"/>
             </w:pPr>
@@ -1497,7 +1540,7 @@
         </w:rPr>
         <w:t xml:space="preserve">© 2026 SeaVuria and ARES. This work is licensed under a </w:t>
       </w:r>
-      <w:hyperlink w:history="1" r:id="rIdfzterdkeozrwj-w5dxcz0">
+      <w:hyperlink w:history="1" r:id="rIdi_um_oiql6sk8yt1reuqc">
         <w:r>
           <w:rPr>
             <w:rFonts w:ascii="Arial" w:cs="Arial" w:eastAsia="Arial" w:hAnsi="Arial"/>
@@ -1517,7 +1560,7 @@
         </w:rPr>
         <w:t xml:space="preserve"> (</w:t>
       </w:r>
-      <w:hyperlink w:history="1" r:id="rIdihkoi5bpl2k9j648cxa7b">
+      <w:hyperlink w:history="1" r:id="rIdxjz2bzcp7fm2d02hd504b">
         <w:r>
           <w:rPr>
             <w:rFonts w:ascii="Arial" w:cs="Arial" w:eastAsia="Arial" w:hAnsi="Arial"/>
@@ -1537,7 +1580,7 @@
         </w:rPr>
         <w:t xml:space="preserve">). To view a copy of this license, visit </w:t>
       </w:r>
-      <w:hyperlink w:history="1" r:id="rIdpi9fs7_gfisuslrhlfn98">
+      <w:hyperlink w:history="1" r:id="rIdq7bqalcz_yattc5i_xjkt">
         <w:r>
           <w:rPr>
             <w:rFonts w:ascii="Arial" w:cs="Arial" w:eastAsia="Arial" w:hAnsi="Arial"/>

--- a/data/outputs/v2/Biology/SS1.2_Chemicals_of_Life/Biology_Chemicals_of_Life_SummaryTable.docx
+++ b/data/outputs/v2/Biology/SS1.2_Chemicals_of_Life/Biology_Chemicals_of_Life_SummaryTable.docx
@@ -1540,7 +1540,7 @@
         </w:rPr>
         <w:t xml:space="preserve">© 2026 SeaVuria and ARES. This work is licensed under a </w:t>
       </w:r>
-      <w:hyperlink w:history="1" r:id="rIdi_um_oiql6sk8yt1reuqc">
+      <w:hyperlink w:history="1" r:id="rIdufufqdvgamacwnsxmdn_y">
         <w:r>
           <w:rPr>
             <w:rFonts w:ascii="Arial" w:cs="Arial" w:eastAsia="Arial" w:hAnsi="Arial"/>
@@ -1560,7 +1560,7 @@
         </w:rPr>
         <w:t xml:space="preserve"> (</w:t>
       </w:r>
-      <w:hyperlink w:history="1" r:id="rIdxjz2bzcp7fm2d02hd504b">
+      <w:hyperlink w:history="1" r:id="rIdxzjcepqjmy61cc5tgz7o9">
         <w:r>
           <w:rPr>
             <w:rFonts w:ascii="Arial" w:cs="Arial" w:eastAsia="Arial" w:hAnsi="Arial"/>
@@ -1580,7 +1580,7 @@
         </w:rPr>
         <w:t xml:space="preserve">). To view a copy of this license, visit </w:t>
       </w:r>
-      <w:hyperlink w:history="1" r:id="rIdq7bqalcz_yattc5i_xjkt">
+      <w:hyperlink w:history="1" r:id="rIdvtydrrxx_5zlhyvwjshnc">
         <w:r>
           <w:rPr>
             <w:rFonts w:ascii="Arial" w:cs="Arial" w:eastAsia="Arial" w:hAnsi="Arial"/>
